--- a/QR UAT sign off Document.docx
+++ b/QR UAT sign off Document.docx
@@ -1,6 +1,6 @@
 
 <file path=word/document.xml><?xml version="1.0" encoding="utf-8"?>
-<w:document xmlns:wpc="http://schemas.microsoft.com/office/word/2010/wordprocessingCanvas" xmlns:cx="http://schemas.microsoft.com/office/drawing/2014/chartex" xmlns:mc="http://schemas.openxmlformats.org/markup-compatibility/2006" xmlns:o="urn:schemas-microsoft-com:office:office" xmlns:r="http://schemas.openxmlformats.org/officeDocument/2006/relationships" xmlns:m="http://schemas.openxmlformats.org/officeDocument/2006/math" xmlns:v="urn:schemas-microsoft-com:vml" xmlns:wp14="http://schemas.microsoft.com/office/word/2010/wordprocessingDrawing" xmlns:wp="http://schemas.openxmlformats.org/drawingml/2006/wordprocessingDrawing" xmlns:w10="urn:schemas-microsoft-com:office:word" xmlns:w="http://schemas.openxmlformats.org/wordprocessingml/2006/main" xmlns:w14="http://schemas.microsoft.com/office/word/2010/wordml" xmlns:w15="http://schemas.microsoft.com/office/word/2012/wordml" xmlns:w16se="http://schemas.microsoft.com/office/word/2015/wordml/symex" xmlns:wpg="http://schemas.microsoft.com/office/word/2010/wordprocessingGroup" xmlns:wpi="http://schemas.microsoft.com/office/word/2010/wordprocessingInk" xmlns:wne="http://schemas.microsoft.com/office/word/2006/wordml" xmlns:wps="http://schemas.microsoft.com/office/word/2010/wordprocessingShape" mc:Ignorable="w14 w15 w16se wp14">
+<w:document xmlns:wpc="http://schemas.microsoft.com/office/word/2010/wordprocessingCanvas" xmlns:cx="http://schemas.microsoft.com/office/drawing/2014/chartex" xmlns:cx1="http://schemas.microsoft.com/office/drawing/2015/9/8/chartex" xmlns:mc="http://schemas.openxmlformats.org/markup-compatibility/2006" xmlns:o="urn:schemas-microsoft-com:office:office" xmlns:r="http://schemas.openxmlformats.org/officeDocument/2006/relationships" xmlns:m="http://schemas.openxmlformats.org/officeDocument/2006/math" xmlns:v="urn:schemas-microsoft-com:vml" xmlns:wp14="http://schemas.microsoft.com/office/word/2010/wordprocessingDrawing" xmlns:wp="http://schemas.openxmlformats.org/drawingml/2006/wordprocessingDrawing" xmlns:w10="urn:schemas-microsoft-com:office:word" xmlns:w="http://schemas.openxmlformats.org/wordprocessingml/2006/main" xmlns:w14="http://schemas.microsoft.com/office/word/2010/wordml" xmlns:w15="http://schemas.microsoft.com/office/word/2012/wordml" xmlns:w16se="http://schemas.microsoft.com/office/word/2015/wordml/symex" xmlns:wpg="http://schemas.microsoft.com/office/word/2010/wordprocessingGroup" xmlns:wpi="http://schemas.microsoft.com/office/word/2010/wordprocessingInk" xmlns:wne="http://schemas.microsoft.com/office/word/2006/wordml" xmlns:wps="http://schemas.microsoft.com/office/word/2010/wordprocessingShape" mc:Ignorable="w14 w15 w16se wp14">
   <w:body>
     <w:tbl>
       <w:tblPr>
@@ -471,6 +471,1857 @@
                 <w:szCs w:val="20"/>
               </w:rPr>
               <w:t>_____________</w:t>
+            </w:r>
+          </w:p>
+        </w:tc>
+      </w:tr>
+      <w:tr>
+        <w:trPr>
+          <w:gridAfter w:val="1"/>
+          <w:wAfter w:w="4828" w:type="dxa"/>
+          <w:trHeight w:val="299"/>
+        </w:trPr>
+        <w:tc>
+          <w:tcPr>
+            <w:tcW w:w="4973" w:type="dxa"/>
+            <w:gridSpan w:val="2"/>
+            <w:tcBorders>
+              <w:top w:val="nil"/>
+              <w:left w:val="nil"/>
+              <w:bottom w:val="nil"/>
+              <w:right w:val="nil"/>
+            </w:tcBorders>
+            <w:shd w:val="clear" w:color="auto" w:fill="auto"/>
+            <w:noWrap/>
+            <w:vAlign w:val="center"/>
+          </w:tcPr>
+          <w:p>
+            <w:pPr>
+              <w:spacing w:after="0" w:line="240" w:lineRule="auto"/>
+              <w:rPr>
+                <w:rFonts w:ascii="Arial" w:eastAsia="Times New Roman" w:hAnsi="Arial" w:cs="Arial"/>
+                <w:b/>
+                <w:bCs/>
+                <w:color w:val="000000"/>
+                <w:sz w:val="20"/>
+                <w:szCs w:val="20"/>
+              </w:rPr>
+            </w:pPr>
+          </w:p>
+        </w:tc>
+        <w:tc>
+          <w:tcPr>
+            <w:tcW w:w="5102" w:type="dxa"/>
+            <w:tcBorders>
+              <w:top w:val="nil"/>
+              <w:left w:val="nil"/>
+              <w:bottom w:val="nil"/>
+              <w:right w:val="nil"/>
+            </w:tcBorders>
+            <w:shd w:val="clear" w:color="auto" w:fill="auto"/>
+            <w:noWrap/>
+            <w:vAlign w:val="center"/>
+          </w:tcPr>
+          <w:p>
+            <w:pPr>
+              <w:spacing w:after="0" w:line="240" w:lineRule="auto"/>
+              <w:rPr>
+                <w:rFonts w:ascii="Arial" w:eastAsia="Times New Roman" w:hAnsi="Arial" w:cs="Arial"/>
+                <w:b/>
+                <w:bCs/>
+                <w:color w:val="000000"/>
+                <w:sz w:val="20"/>
+                <w:szCs w:val="20"/>
+              </w:rPr>
+            </w:pPr>
+          </w:p>
+        </w:tc>
+      </w:tr>
+    </w:tbl>
+    <w:tbl>
+      <w:tblPr>
+        <w:tblStyle w:val="TableGrid"/>
+        <w:tblW w:w="15176" w:type="dxa"/>
+        <w:tblInd w:w="-959" w:type="dxa"/>
+        <w:tblLook w:val="04A0" w:firstRow="1" w:lastRow="0" w:firstColumn="1" w:lastColumn="0" w:noHBand="0" w:noVBand="1"/>
+      </w:tblPr>
+      <w:tblGrid>
+        <w:gridCol w:w="964"/>
+        <w:gridCol w:w="3110"/>
+        <w:gridCol w:w="3244"/>
+        <w:gridCol w:w="2560"/>
+        <w:gridCol w:w="1286"/>
+        <w:gridCol w:w="835"/>
+        <w:gridCol w:w="3177"/>
+      </w:tblGrid>
+      <w:tr>
+        <w:trPr>
+          <w:trHeight w:val="1031"/>
+        </w:trPr>
+        <w:tc>
+          <w:tcPr>
+            <w:tcW w:w="991" w:type="dxa"/>
+            <w:shd w:val="clear" w:color="auto" w:fill="F79646" w:themeFill="accent6"/>
+          </w:tcPr>
+          <w:p>
+            <w:pPr>
+              <w:jc w:val="center"/>
+              <w:rPr>
+                <w:b/>
+                <w:sz w:val="20"/>
+                <w:szCs w:val="20"/>
+              </w:rPr>
+            </w:pPr>
+            <w:r>
+              <w:rPr>
+                <w:b/>
+                <w:sz w:val="20"/>
+                <w:szCs w:val="20"/>
+              </w:rPr>
+              <w:t>Test Case ID</w:t>
+            </w:r>
+          </w:p>
+        </w:tc>
+        <w:tc>
+          <w:tcPr>
+            <w:tcW w:w="3249" w:type="dxa"/>
+            <w:shd w:val="clear" w:color="auto" w:fill="F79646" w:themeFill="accent6"/>
+          </w:tcPr>
+          <w:p>
+            <w:pPr>
+              <w:jc w:val="center"/>
+              <w:rPr>
+                <w:b/>
+                <w:sz w:val="20"/>
+                <w:szCs w:val="20"/>
+              </w:rPr>
+            </w:pPr>
+            <w:r>
+              <w:rPr>
+                <w:b/>
+                <w:sz w:val="20"/>
+                <w:szCs w:val="20"/>
+              </w:rPr>
+              <w:t>Test Case</w:t>
+            </w:r>
+          </w:p>
+        </w:tc>
+        <w:tc>
+          <w:tcPr>
+            <w:tcW w:w="3395" w:type="dxa"/>
+            <w:shd w:val="clear" w:color="auto" w:fill="F79646" w:themeFill="accent6"/>
+          </w:tcPr>
+          <w:p>
+            <w:pPr>
+              <w:jc w:val="center"/>
+              <w:rPr>
+                <w:b/>
+                <w:sz w:val="20"/>
+                <w:szCs w:val="20"/>
+              </w:rPr>
+            </w:pPr>
+            <w:r>
+              <w:rPr>
+                <w:b/>
+                <w:sz w:val="20"/>
+                <w:szCs w:val="20"/>
+              </w:rPr>
+              <w:t>Action performed by Bank</w:t>
+            </w:r>
+          </w:p>
+        </w:tc>
+        <w:tc>
+          <w:tcPr>
+            <w:tcW w:w="2657" w:type="dxa"/>
+            <w:shd w:val="clear" w:color="auto" w:fill="F79646" w:themeFill="accent6"/>
+          </w:tcPr>
+          <w:p>
+            <w:pPr>
+              <w:jc w:val="center"/>
+              <w:rPr>
+                <w:b/>
+                <w:sz w:val="20"/>
+                <w:szCs w:val="20"/>
+              </w:rPr>
+            </w:pPr>
+            <w:r>
+              <w:rPr>
+                <w:b/>
+                <w:sz w:val="20"/>
+                <w:szCs w:val="20"/>
+              </w:rPr>
+              <w:t>Expected Result</w:t>
+            </w:r>
+          </w:p>
+        </w:tc>
+        <w:tc>
+          <w:tcPr>
+            <w:tcW w:w="1328" w:type="dxa"/>
+            <w:shd w:val="clear" w:color="auto" w:fill="F79646" w:themeFill="accent6"/>
+          </w:tcPr>
+          <w:p>
+            <w:pPr>
+              <w:jc w:val="center"/>
+              <w:rPr>
+                <w:b/>
+                <w:sz w:val="20"/>
+                <w:szCs w:val="20"/>
+              </w:rPr>
+            </w:pPr>
+            <w:r>
+              <w:rPr>
+                <w:b/>
+                <w:sz w:val="20"/>
+                <w:szCs w:val="20"/>
+              </w:rPr>
+              <w:t>Test Result (</w:t>
+            </w:r>
+            <w:r>
+              <w:rPr>
+                <w:b/>
+                <w:color w:val="00B050"/>
+                <w:sz w:val="20"/>
+                <w:szCs w:val="20"/>
+              </w:rPr>
+              <w:t xml:space="preserve">PASS </w:t>
+            </w:r>
+            <w:r>
+              <w:rPr>
+                <w:b/>
+                <w:sz w:val="20"/>
+                <w:szCs w:val="20"/>
+              </w:rPr>
+              <w:t xml:space="preserve">or </w:t>
+            </w:r>
+            <w:r>
+              <w:rPr>
+                <w:b/>
+                <w:color w:val="FF0000"/>
+                <w:sz w:val="20"/>
+                <w:szCs w:val="20"/>
+              </w:rPr>
+              <w:t>FAIL</w:t>
+            </w:r>
+            <w:r>
+              <w:rPr>
+                <w:b/>
+                <w:sz w:val="20"/>
+                <w:szCs w:val="20"/>
+              </w:rPr>
+              <w:t>)</w:t>
+            </w:r>
+          </w:p>
+        </w:tc>
+        <w:tc>
+          <w:tcPr>
+            <w:tcW w:w="236" w:type="dxa"/>
+            <w:shd w:val="clear" w:color="auto" w:fill="F79646" w:themeFill="accent6"/>
+          </w:tcPr>
+          <w:p>
+            <w:pPr>
+              <w:jc w:val="center"/>
+              <w:rPr>
+                <w:b/>
+                <w:sz w:val="20"/>
+                <w:szCs w:val="20"/>
+              </w:rPr>
+            </w:pPr>
+            <w:proofErr w:type="spellStart"/>
+            <w:r>
+              <w:rPr>
+                <w:b/>
+                <w:sz w:val="20"/>
+                <w:szCs w:val="20"/>
+              </w:rPr>
+              <w:t>OrgnlId</w:t>
+            </w:r>
+            <w:proofErr w:type="spellEnd"/>
+          </w:p>
+        </w:tc>
+        <w:tc>
+          <w:tcPr>
+            <w:tcW w:w="3320" w:type="dxa"/>
+            <w:shd w:val="clear" w:color="auto" w:fill="F79646" w:themeFill="accent6"/>
+          </w:tcPr>
+          <w:p>
+            <w:pPr>
+              <w:jc w:val="center"/>
+              <w:rPr>
+                <w:b/>
+                <w:sz w:val="20"/>
+                <w:szCs w:val="20"/>
+              </w:rPr>
+            </w:pPr>
+            <w:r>
+              <w:rPr>
+                <w:b/>
+                <w:sz w:val="20"/>
+                <w:szCs w:val="20"/>
+              </w:rPr>
+              <w:t>Remark</w:t>
+            </w:r>
+          </w:p>
+        </w:tc>
+      </w:tr>
+      <w:tr>
+        <w:trPr>
+          <w:trHeight w:val="1448"/>
+        </w:trPr>
+        <w:tc>
+          <w:tcPr>
+            <w:tcW w:w="991" w:type="dxa"/>
+          </w:tcPr>
+          <w:p>
+            <w:pPr>
+              <w:rPr>
+                <w:sz w:val="18"/>
+                <w:szCs w:val="18"/>
+              </w:rPr>
+            </w:pPr>
+            <w:r>
+              <w:rPr>
+                <w:sz w:val="18"/>
+                <w:szCs w:val="18"/>
+              </w:rPr>
+              <w:t>TC1</w:t>
+            </w:r>
+          </w:p>
+        </w:tc>
+        <w:tc>
+          <w:tcPr>
+            <w:tcW w:w="3249" w:type="dxa"/>
+          </w:tcPr>
+          <w:p>
+            <w:r>
+              <w:t>C</w:t>
+            </w:r>
+            <w:r>
+              <w:t>ustomer scans the QR, the QR should show the amount and reason fields correctly.</w:t>
+            </w:r>
+          </w:p>
+        </w:tc>
+        <w:tc>
+          <w:tcPr>
+            <w:tcW w:w="3395" w:type="dxa"/>
+          </w:tcPr>
+          <w:p>
+            <w:r>
+              <w:t>Bank generates QR with amount and reason fields.</w:t>
+            </w:r>
+          </w:p>
+        </w:tc>
+        <w:tc>
+          <w:tcPr>
+            <w:tcW w:w="2657" w:type="dxa"/>
+          </w:tcPr>
+          <w:p>
+            <w:r>
+              <w:t>QR displays the correct amount field and reason fields when scanned by the payer.</w:t>
+            </w:r>
+          </w:p>
+        </w:tc>
+        <w:tc>
+          <w:tcPr>
+            <w:tcW w:w="1328" w:type="dxa"/>
+          </w:tcPr>
+          <w:p/>
+        </w:tc>
+        <w:tc>
+          <w:tcPr>
+            <w:tcW w:w="236" w:type="dxa"/>
+          </w:tcPr>
+          <w:p/>
+        </w:tc>
+        <w:tc>
+          <w:tcPr>
+            <w:tcW w:w="3320" w:type="dxa"/>
+          </w:tcPr>
+          <w:p>
+            <w:r>
+              <w:t>Amount and reason fields should match the QR data.</w:t>
+            </w:r>
+          </w:p>
+          <w:p>
+            <w:bookmarkStart w:id="0" w:name="_GoBack"/>
+            <w:bookmarkEnd w:id="0"/>
+          </w:p>
+        </w:tc>
+      </w:tr>
+      <w:tr>
+        <w:trPr>
+          <w:trHeight w:val="1448"/>
+        </w:trPr>
+        <w:tc>
+          <w:tcPr>
+            <w:tcW w:w="991" w:type="dxa"/>
+          </w:tcPr>
+          <w:p>
+            <w:pPr>
+              <w:rPr>
+                <w:sz w:val="18"/>
+                <w:szCs w:val="18"/>
+              </w:rPr>
+            </w:pPr>
+            <w:r>
+              <w:rPr>
+                <w:sz w:val="18"/>
+                <w:szCs w:val="18"/>
+              </w:rPr>
+              <w:t>TC2</w:t>
+            </w:r>
+          </w:p>
+        </w:tc>
+        <w:tc>
+          <w:tcPr>
+            <w:tcW w:w="3249" w:type="dxa"/>
+          </w:tcPr>
+          <w:p>
+            <w:r>
+              <w:t xml:space="preserve">customer scans the QR, the </w:t>
+            </w:r>
+            <w:r>
+              <w:rPr>
+                <w:rStyle w:val="Strong"/>
+              </w:rPr>
+              <w:t>merchant name</w:t>
+            </w:r>
+            <w:r>
+              <w:t xml:space="preserve"> should be displayed correctly.</w:t>
+            </w:r>
+          </w:p>
+        </w:tc>
+        <w:tc>
+          <w:tcPr>
+            <w:tcW w:w="3395" w:type="dxa"/>
+          </w:tcPr>
+          <w:p>
+            <w:r>
+              <w:t>Bank includes merchant name in the generated QR.</w:t>
+            </w:r>
+          </w:p>
+        </w:tc>
+        <w:tc>
+          <w:tcPr>
+            <w:tcW w:w="2657" w:type="dxa"/>
+          </w:tcPr>
+          <w:p>
+            <w:r>
+              <w:rPr>
+                <w:rStyle w:val="Strong"/>
+              </w:rPr>
+              <w:t>Merchant name</w:t>
+            </w:r>
+            <w:r>
+              <w:t xml:space="preserve"> is displayed correctly when payer scans the QR.</w:t>
+            </w:r>
+          </w:p>
+        </w:tc>
+        <w:tc>
+          <w:tcPr>
+            <w:tcW w:w="1328" w:type="dxa"/>
+          </w:tcPr>
+          <w:p/>
+        </w:tc>
+        <w:tc>
+          <w:tcPr>
+            <w:tcW w:w="236" w:type="dxa"/>
+          </w:tcPr>
+          <w:p/>
+        </w:tc>
+        <w:tc>
+          <w:tcPr>
+            <w:tcW w:w="3320" w:type="dxa"/>
+          </w:tcPr>
+          <w:p>
+            <w:r>
+              <w:t>Merchant name should be clearly visible.</w:t>
+            </w:r>
+          </w:p>
+        </w:tc>
+      </w:tr>
+      <w:tr>
+        <w:trPr>
+          <w:trHeight w:val="1448"/>
+        </w:trPr>
+        <w:tc>
+          <w:tcPr>
+            <w:tcW w:w="991" w:type="dxa"/>
+          </w:tcPr>
+          <w:p>
+            <w:pPr>
+              <w:rPr>
+                <w:sz w:val="18"/>
+                <w:szCs w:val="18"/>
+              </w:rPr>
+            </w:pPr>
+            <w:r>
+              <w:rPr>
+                <w:sz w:val="18"/>
+                <w:szCs w:val="18"/>
+              </w:rPr>
+              <w:t>TC3</w:t>
+            </w:r>
+          </w:p>
+        </w:tc>
+        <w:tc>
+          <w:tcPr>
+            <w:tcW w:w="3249" w:type="dxa"/>
+          </w:tcPr>
+          <w:p>
+            <w:r>
+              <w:t xml:space="preserve">customer makes the payment, the </w:t>
+            </w:r>
+            <w:r>
+              <w:rPr>
+                <w:rStyle w:val="Strong"/>
+              </w:rPr>
+              <w:t>pacs.008</w:t>
+            </w:r>
+            <w:r>
+              <w:t xml:space="preserve"> message should be sent to IPS, and the tags/fields should be correct.</w:t>
+            </w:r>
+          </w:p>
+        </w:tc>
+        <w:tc>
+          <w:tcPr>
+            <w:tcW w:w="3395" w:type="dxa"/>
+          </w:tcPr>
+          <w:p>
+            <w:r>
+              <w:t xml:space="preserve">Bank processes the payment and sends </w:t>
+            </w:r>
+            <w:r>
+              <w:rPr>
+                <w:rStyle w:val="Strong"/>
+              </w:rPr>
+              <w:t>pacs.008</w:t>
+            </w:r>
+            <w:r>
+              <w:t xml:space="preserve"> to IPS.</w:t>
+            </w:r>
+          </w:p>
+        </w:tc>
+        <w:tc>
+          <w:tcPr>
+            <w:tcW w:w="2657" w:type="dxa"/>
+          </w:tcPr>
+          <w:p>
+            <w:r>
+              <w:rPr>
+                <w:rStyle w:val="Strong"/>
+              </w:rPr>
+              <w:t>pacs.008</w:t>
+            </w:r>
+            <w:r>
+              <w:t xml:space="preserve"> message is sent successfully with correct tags such as </w:t>
+            </w:r>
+            <w:r>
+              <w:rPr>
+                <w:rStyle w:val="Strong"/>
+              </w:rPr>
+              <w:t>amount</w:t>
+            </w:r>
+            <w:r>
+              <w:t xml:space="preserve">, </w:t>
+            </w:r>
+            <w:r>
+              <w:rPr>
+                <w:rStyle w:val="Strong"/>
+              </w:rPr>
+              <w:t>creditor details</w:t>
+            </w:r>
+            <w:r>
+              <w:t>, etc.</w:t>
+            </w:r>
+          </w:p>
+        </w:tc>
+        <w:tc>
+          <w:tcPr>
+            <w:tcW w:w="1328" w:type="dxa"/>
+          </w:tcPr>
+          <w:p/>
+        </w:tc>
+        <w:tc>
+          <w:tcPr>
+            <w:tcW w:w="236" w:type="dxa"/>
+          </w:tcPr>
+          <w:p/>
+        </w:tc>
+        <w:tc>
+          <w:tcPr>
+            <w:tcW w:w="3320" w:type="dxa"/>
+          </w:tcPr>
+          <w:p>
+            <w:r>
+              <w:t>Ensure that the pacs.008 message follows the appropriate ISO 20022 standards for the payment</w:t>
+            </w:r>
+          </w:p>
+        </w:tc>
+      </w:tr>
+      <w:tr>
+        <w:trPr>
+          <w:trHeight w:val="1448"/>
+        </w:trPr>
+        <w:tc>
+          <w:tcPr>
+            <w:tcW w:w="991" w:type="dxa"/>
+          </w:tcPr>
+          <w:p>
+            <w:pPr>
+              <w:rPr>
+                <w:sz w:val="18"/>
+                <w:szCs w:val="18"/>
+              </w:rPr>
+            </w:pPr>
+            <w:r>
+              <w:rPr>
+                <w:sz w:val="18"/>
+                <w:szCs w:val="18"/>
+              </w:rPr>
+              <w:t>TC4</w:t>
+            </w:r>
+          </w:p>
+        </w:tc>
+        <w:tc>
+          <w:tcPr>
+            <w:tcW w:w="3249" w:type="dxa"/>
+          </w:tcPr>
+          <w:p>
+            <w:r>
+              <w:t xml:space="preserve">Generate a static QR with a fixed amount of </w:t>
+            </w:r>
+            <w:r>
+              <w:rPr>
+                <w:rStyle w:val="Strong"/>
+              </w:rPr>
+              <w:t>100</w:t>
+            </w:r>
+            <w:r>
+              <w:t xml:space="preserve"> and ensure it displays correctly when scanned.</w:t>
+            </w:r>
+          </w:p>
+        </w:tc>
+        <w:tc>
+          <w:tcPr>
+            <w:tcW w:w="3395" w:type="dxa"/>
+          </w:tcPr>
+          <w:p>
+            <w:r>
+              <w:t>Bank generates QR with a fixed amount of 100 for the merchant.</w:t>
+            </w:r>
+          </w:p>
+        </w:tc>
+        <w:tc>
+          <w:tcPr>
+            <w:tcW w:w="2657" w:type="dxa"/>
+          </w:tcPr>
+          <w:p>
+            <w:r>
+              <w:t xml:space="preserve">QR displays </w:t>
+            </w:r>
+            <w:r>
+              <w:t xml:space="preserve">amount </w:t>
+            </w:r>
+            <w:r>
+              <w:t>100 when scanned by payer.</w:t>
+            </w:r>
+          </w:p>
+        </w:tc>
+        <w:tc>
+          <w:tcPr>
+            <w:tcW w:w="1328" w:type="dxa"/>
+          </w:tcPr>
+          <w:p/>
+        </w:tc>
+        <w:tc>
+          <w:tcPr>
+            <w:tcW w:w="236" w:type="dxa"/>
+          </w:tcPr>
+          <w:p/>
+        </w:tc>
+        <w:tc>
+          <w:tcPr>
+            <w:tcW w:w="3320" w:type="dxa"/>
+          </w:tcPr>
+          <w:p>
+            <w:r>
+              <w:t>Amount should be fixed and not editable.</w:t>
+            </w:r>
+          </w:p>
+        </w:tc>
+      </w:tr>
+      <w:tr>
+        <w:trPr>
+          <w:trHeight w:val="525"/>
+        </w:trPr>
+        <w:tc>
+          <w:tcPr>
+            <w:tcW w:w="991" w:type="dxa"/>
+          </w:tcPr>
+          <w:p>
+            <w:pPr>
+              <w:rPr>
+                <w:sz w:val="18"/>
+                <w:szCs w:val="18"/>
+              </w:rPr>
+            </w:pPr>
+            <w:r>
+              <w:rPr>
+                <w:sz w:val="18"/>
+                <w:szCs w:val="18"/>
+              </w:rPr>
+              <w:t>TC5</w:t>
+            </w:r>
+          </w:p>
+        </w:tc>
+        <w:tc>
+          <w:tcPr>
+            <w:tcW w:w="3249" w:type="dxa"/>
+          </w:tcPr>
+          <w:p>
+            <w:r>
+              <w:t xml:space="preserve">After the customer makes the payment, they should see the </w:t>
+            </w:r>
+            <w:r>
+              <w:rPr>
+                <w:rStyle w:val="Strong"/>
+              </w:rPr>
+              <w:t>success notification</w:t>
+            </w:r>
+            <w:r>
+              <w:t xml:space="preserve"> on their screen.</w:t>
+            </w:r>
+          </w:p>
+        </w:tc>
+        <w:tc>
+          <w:tcPr>
+            <w:tcW w:w="3395" w:type="dxa"/>
+          </w:tcPr>
+          <w:p>
+            <w:r>
+              <w:t>Bank sends a success notification post-payment.</w:t>
+            </w:r>
+          </w:p>
+        </w:tc>
+        <w:tc>
+          <w:tcPr>
+            <w:tcW w:w="2657" w:type="dxa"/>
+          </w:tcPr>
+          <w:p>
+            <w:r>
+              <w:t xml:space="preserve">The payer sees a </w:t>
+            </w:r>
+            <w:r>
+              <w:rPr>
+                <w:rStyle w:val="Strong"/>
+              </w:rPr>
+              <w:t>success notification</w:t>
+            </w:r>
+            <w:r>
+              <w:t xml:space="preserve"> after the payment is processed.</w:t>
+            </w:r>
+          </w:p>
+        </w:tc>
+        <w:tc>
+          <w:tcPr>
+            <w:tcW w:w="1328" w:type="dxa"/>
+          </w:tcPr>
+          <w:p>
+            <w:pPr>
+              <w:rPr>
+                <w:sz w:val="24"/>
+                <w:szCs w:val="24"/>
+              </w:rPr>
+            </w:pPr>
+          </w:p>
+        </w:tc>
+        <w:tc>
+          <w:tcPr>
+            <w:tcW w:w="236" w:type="dxa"/>
+          </w:tcPr>
+          <w:p>
+            <w:pPr>
+              <w:rPr>
+                <w:sz w:val="24"/>
+                <w:szCs w:val="24"/>
+              </w:rPr>
+            </w:pPr>
+          </w:p>
+        </w:tc>
+        <w:tc>
+          <w:tcPr>
+            <w:tcW w:w="3320" w:type="dxa"/>
+          </w:tcPr>
+          <w:p>
+            <w:pPr>
+              <w:rPr>
+                <w:sz w:val="24"/>
+                <w:szCs w:val="24"/>
+              </w:rPr>
+            </w:pPr>
+            <w:r>
+              <w:rPr>
+                <w:sz w:val="24"/>
+                <w:szCs w:val="24"/>
+              </w:rPr>
+              <w:t>The success message confirms successful payment.</w:t>
+            </w:r>
+          </w:p>
+        </w:tc>
+      </w:tr>
+      <w:tr>
+        <w:trPr>
+          <w:trHeight w:val="525"/>
+        </w:trPr>
+        <w:tc>
+          <w:tcPr>
+            <w:tcW w:w="991" w:type="dxa"/>
+          </w:tcPr>
+          <w:p>
+            <w:pPr>
+              <w:rPr>
+                <w:sz w:val="18"/>
+                <w:szCs w:val="18"/>
+              </w:rPr>
+            </w:pPr>
+            <w:r>
+              <w:rPr>
+                <w:sz w:val="18"/>
+                <w:szCs w:val="18"/>
+              </w:rPr>
+              <w:lastRenderedPageBreak/>
+              <w:t>TC6</w:t>
+            </w:r>
+          </w:p>
+        </w:tc>
+        <w:tc>
+          <w:tcPr>
+            <w:tcW w:w="3249" w:type="dxa"/>
+          </w:tcPr>
+          <w:p>
+            <w:r>
+              <w:t xml:space="preserve">When the customer scans and pays, the </w:t>
+            </w:r>
+            <w:r>
+              <w:rPr>
+                <w:rStyle w:val="Strong"/>
+              </w:rPr>
+              <w:t>merchant’s bank BIC</w:t>
+            </w:r>
+            <w:r>
+              <w:t xml:space="preserve"> and </w:t>
+            </w:r>
+            <w:r>
+              <w:rPr>
+                <w:rStyle w:val="Strong"/>
+              </w:rPr>
+              <w:t>merchant account</w:t>
+            </w:r>
+            <w:r>
+              <w:t xml:space="preserve"> are correctly embedded in the QR</w:t>
+            </w:r>
+          </w:p>
+        </w:tc>
+        <w:tc>
+          <w:tcPr>
+            <w:tcW w:w="3395" w:type="dxa"/>
+          </w:tcPr>
+          <w:p>
+            <w:r>
+              <w:t xml:space="preserve">Bank embeds </w:t>
+            </w:r>
+            <w:r>
+              <w:rPr>
+                <w:rStyle w:val="Strong"/>
+              </w:rPr>
+              <w:t>BIC</w:t>
+            </w:r>
+            <w:r>
+              <w:t xml:space="preserve"> and </w:t>
+            </w:r>
+            <w:r>
+              <w:rPr>
+                <w:rStyle w:val="Strong"/>
+              </w:rPr>
+              <w:t>merchant account</w:t>
+            </w:r>
+            <w:r>
+              <w:t xml:space="preserve"> in the QR.</w:t>
+            </w:r>
+          </w:p>
+        </w:tc>
+        <w:tc>
+          <w:tcPr>
+            <w:tcW w:w="2657" w:type="dxa"/>
+          </w:tcPr>
+          <w:p>
+            <w:r>
+              <w:t xml:space="preserve">QR displays </w:t>
+            </w:r>
+            <w:r>
+              <w:rPr>
+                <w:rStyle w:val="Strong"/>
+              </w:rPr>
+              <w:t>BIC</w:t>
+            </w:r>
+            <w:r>
+              <w:t xml:space="preserve"> and </w:t>
+            </w:r>
+            <w:r>
+              <w:rPr>
+                <w:rStyle w:val="Strong"/>
+              </w:rPr>
+              <w:t>merchant account</w:t>
+            </w:r>
+            <w:r>
+              <w:t xml:space="preserve"> details correctly when scanned by the payer.</w:t>
+            </w:r>
+          </w:p>
+        </w:tc>
+        <w:tc>
+          <w:tcPr>
+            <w:tcW w:w="1328" w:type="dxa"/>
+          </w:tcPr>
+          <w:p>
+            <w:pPr>
+              <w:rPr>
+                <w:sz w:val="24"/>
+                <w:szCs w:val="24"/>
+              </w:rPr>
+            </w:pPr>
+          </w:p>
+        </w:tc>
+        <w:tc>
+          <w:tcPr>
+            <w:tcW w:w="236" w:type="dxa"/>
+          </w:tcPr>
+          <w:p>
+            <w:pPr>
+              <w:rPr>
+                <w:sz w:val="24"/>
+                <w:szCs w:val="24"/>
+              </w:rPr>
+            </w:pPr>
+          </w:p>
+        </w:tc>
+        <w:tc>
+          <w:tcPr>
+            <w:tcW w:w="3320" w:type="dxa"/>
+          </w:tcPr>
+          <w:p>
+            <w:pPr>
+              <w:rPr>
+                <w:sz w:val="24"/>
+                <w:szCs w:val="24"/>
+              </w:rPr>
+            </w:pPr>
+            <w:r>
+              <w:rPr>
+                <w:sz w:val="24"/>
+                <w:szCs w:val="24"/>
+              </w:rPr>
+              <w:t>BIC and account number should be accurate.</w:t>
+            </w:r>
+          </w:p>
+        </w:tc>
+      </w:tr>
+      <w:tr>
+        <w:trPr>
+          <w:trHeight w:val="525"/>
+        </w:trPr>
+        <w:tc>
+          <w:tcPr>
+            <w:tcW w:w="991" w:type="dxa"/>
+          </w:tcPr>
+          <w:p>
+            <w:pPr>
+              <w:rPr>
+                <w:sz w:val="24"/>
+                <w:szCs w:val="24"/>
+              </w:rPr>
+            </w:pPr>
+            <w:r>
+              <w:rPr>
+                <w:sz w:val="18"/>
+                <w:szCs w:val="18"/>
+              </w:rPr>
+              <w:t>TC7</w:t>
+            </w:r>
+          </w:p>
+        </w:tc>
+        <w:tc>
+          <w:tcPr>
+            <w:tcW w:w="3249" w:type="dxa"/>
+          </w:tcPr>
+          <w:p>
+            <w:pPr>
+              <w:rPr>
+                <w:sz w:val="24"/>
+                <w:szCs w:val="24"/>
+              </w:rPr>
+            </w:pPr>
+            <w:r>
+              <w:t xml:space="preserve">Generate a static QR </w:t>
+            </w:r>
+            <w:proofErr w:type="spellStart"/>
+            <w:r>
+              <w:t>with out</w:t>
+            </w:r>
+            <w:proofErr w:type="spellEnd"/>
+            <w:r>
+              <w:t xml:space="preserve"> fixed amount and ensure it displays the merchant name and correctly when scanned.</w:t>
+            </w:r>
+          </w:p>
+        </w:tc>
+        <w:tc>
+          <w:tcPr>
+            <w:tcW w:w="3395" w:type="dxa"/>
+          </w:tcPr>
+          <w:p>
+            <w:pPr>
+              <w:rPr>
+                <w:sz w:val="24"/>
+                <w:szCs w:val="24"/>
+              </w:rPr>
+            </w:pPr>
+            <w:r>
+              <w:t xml:space="preserve">Bank generates QR </w:t>
+            </w:r>
+            <w:proofErr w:type="spellStart"/>
+            <w:r>
+              <w:t>with out</w:t>
+            </w:r>
+            <w:proofErr w:type="spellEnd"/>
+            <w:r>
+              <w:t xml:space="preserve"> amount for the merchant </w:t>
+            </w:r>
+          </w:p>
+        </w:tc>
+        <w:tc>
+          <w:tcPr>
+            <w:tcW w:w="2657" w:type="dxa"/>
+          </w:tcPr>
+          <w:p>
+            <w:pPr>
+              <w:rPr>
+                <w:sz w:val="24"/>
+                <w:szCs w:val="24"/>
+              </w:rPr>
+            </w:pPr>
+            <w:r>
+              <w:t>QR displays amount field and the merchant name when scanned by payer.</w:t>
+            </w:r>
+          </w:p>
+        </w:tc>
+        <w:tc>
+          <w:tcPr>
+            <w:tcW w:w="1328" w:type="dxa"/>
+          </w:tcPr>
+          <w:p>
+            <w:pPr>
+              <w:rPr>
+                <w:sz w:val="24"/>
+                <w:szCs w:val="24"/>
+              </w:rPr>
+            </w:pPr>
+          </w:p>
+        </w:tc>
+        <w:tc>
+          <w:tcPr>
+            <w:tcW w:w="236" w:type="dxa"/>
+          </w:tcPr>
+          <w:p>
+            <w:pPr>
+              <w:rPr>
+                <w:sz w:val="24"/>
+                <w:szCs w:val="24"/>
+              </w:rPr>
+            </w:pPr>
+          </w:p>
+        </w:tc>
+        <w:tc>
+          <w:tcPr>
+            <w:tcW w:w="3320" w:type="dxa"/>
+          </w:tcPr>
+          <w:p>
+            <w:pPr>
+              <w:rPr>
+                <w:sz w:val="24"/>
+                <w:szCs w:val="24"/>
+              </w:rPr>
+            </w:pPr>
+            <w:r>
+              <w:t xml:space="preserve"> the QR code should contains the fixed amount.</w:t>
+            </w:r>
+          </w:p>
+        </w:tc>
+      </w:tr>
+      <w:tr>
+        <w:trPr>
+          <w:trHeight w:val="525"/>
+        </w:trPr>
+        <w:tc>
+          <w:tcPr>
+            <w:tcW w:w="991" w:type="dxa"/>
+          </w:tcPr>
+          <w:p>
+            <w:pPr>
+              <w:rPr>
+                <w:sz w:val="24"/>
+                <w:szCs w:val="24"/>
+              </w:rPr>
+            </w:pPr>
+            <w:r>
+              <w:rPr>
+                <w:sz w:val="18"/>
+                <w:szCs w:val="18"/>
+              </w:rPr>
+              <w:t>TC8</w:t>
+            </w:r>
+          </w:p>
+        </w:tc>
+        <w:tc>
+          <w:tcPr>
+            <w:tcW w:w="3249" w:type="dxa"/>
+          </w:tcPr>
+          <w:p>
+            <w:pPr>
+              <w:rPr>
+                <w:sz w:val="24"/>
+                <w:szCs w:val="24"/>
+              </w:rPr>
+            </w:pPr>
+            <w:r>
+              <w:t xml:space="preserve">Generate a fixed amount QR with an optional tip field. When the payer adds </w:t>
+            </w:r>
+            <w:r>
+              <w:rPr>
+                <w:rStyle w:val="Strong"/>
+              </w:rPr>
+              <w:t>5 Birr</w:t>
+            </w:r>
+            <w:r>
+              <w:t xml:space="preserve">, payment totals </w:t>
+            </w:r>
+            <w:r>
+              <w:rPr>
+                <w:rStyle w:val="Strong"/>
+              </w:rPr>
+              <w:t>105 Birr</w:t>
+            </w:r>
+            <w:r>
+              <w:t>.</w:t>
+            </w:r>
+          </w:p>
+        </w:tc>
+        <w:tc>
+          <w:tcPr>
+            <w:tcW w:w="3395" w:type="dxa"/>
+          </w:tcPr>
+          <w:p>
+            <w:pPr>
+              <w:rPr>
+                <w:sz w:val="24"/>
+                <w:szCs w:val="24"/>
+              </w:rPr>
+            </w:pPr>
+            <w:r>
+              <w:t>Bank generates a static QR with a tip field.</w:t>
+            </w:r>
+          </w:p>
+        </w:tc>
+        <w:tc>
+          <w:tcPr>
+            <w:tcW w:w="2657" w:type="dxa"/>
+          </w:tcPr>
+          <w:p>
+            <w:pPr>
+              <w:rPr>
+                <w:sz w:val="24"/>
+                <w:szCs w:val="24"/>
+              </w:rPr>
+            </w:pPr>
+            <w:r>
+              <w:t xml:space="preserve">Transaction amount sent is </w:t>
+            </w:r>
+            <w:r>
+              <w:rPr>
+                <w:rStyle w:val="Strong"/>
+              </w:rPr>
+              <w:t>105 Birr</w:t>
+            </w:r>
+            <w:r>
+              <w:t xml:space="preserve"> upon scanning and adding a 5 Birr tip.</w:t>
+            </w:r>
+          </w:p>
+        </w:tc>
+        <w:tc>
+          <w:tcPr>
+            <w:tcW w:w="1328" w:type="dxa"/>
+          </w:tcPr>
+          <w:p>
+            <w:pPr>
+              <w:rPr>
+                <w:sz w:val="24"/>
+                <w:szCs w:val="24"/>
+              </w:rPr>
+            </w:pPr>
+          </w:p>
+        </w:tc>
+        <w:tc>
+          <w:tcPr>
+            <w:tcW w:w="236" w:type="dxa"/>
+          </w:tcPr>
+          <w:p>
+            <w:pPr>
+              <w:rPr>
+                <w:sz w:val="24"/>
+                <w:szCs w:val="24"/>
+              </w:rPr>
+            </w:pPr>
+          </w:p>
+        </w:tc>
+        <w:tc>
+          <w:tcPr>
+            <w:tcW w:w="3320" w:type="dxa"/>
+          </w:tcPr>
+          <w:p>
+            <w:pPr>
+              <w:rPr>
+                <w:sz w:val="24"/>
+                <w:szCs w:val="24"/>
+              </w:rPr>
+            </w:pPr>
+            <w:r>
+              <w:t>the QR code contains both the fixed transaction amount and an optional tip field</w:t>
+            </w:r>
+          </w:p>
+        </w:tc>
+      </w:tr>
+      <w:tr>
+        <w:trPr>
+          <w:trHeight w:val="525"/>
+        </w:trPr>
+        <w:tc>
+          <w:tcPr>
+            <w:tcW w:w="991" w:type="dxa"/>
+          </w:tcPr>
+          <w:p>
+            <w:pPr>
+              <w:rPr>
+                <w:sz w:val="24"/>
+                <w:szCs w:val="24"/>
+              </w:rPr>
+            </w:pPr>
+            <w:r>
+              <w:rPr>
+                <w:sz w:val="18"/>
+                <w:szCs w:val="18"/>
+              </w:rPr>
+              <w:t>TC9</w:t>
+            </w:r>
+          </w:p>
+        </w:tc>
+        <w:tc>
+          <w:tcPr>
+            <w:tcW w:w="3249" w:type="dxa"/>
+          </w:tcPr>
+          <w:p>
+            <w:pPr>
+              <w:rPr>
+                <w:sz w:val="24"/>
+                <w:szCs w:val="24"/>
+              </w:rPr>
+            </w:pPr>
+            <w:r>
+              <w:t xml:space="preserve">Successful </w:t>
+            </w:r>
+            <w:r>
+              <w:rPr>
+                <w:rStyle w:val="Strong"/>
+              </w:rPr>
+              <w:t>settlement</w:t>
+            </w:r>
+            <w:r>
+              <w:t xml:space="preserve"> between payer and payee occurs after payment.</w:t>
+            </w:r>
+          </w:p>
+        </w:tc>
+        <w:tc>
+          <w:tcPr>
+            <w:tcW w:w="3395" w:type="dxa"/>
+          </w:tcPr>
+          <w:p>
+            <w:pPr>
+              <w:rPr>
+                <w:sz w:val="24"/>
+                <w:szCs w:val="24"/>
+              </w:rPr>
+            </w:pPr>
+            <w:r>
+              <w:t>ETH handles settlement process post-payment.</w:t>
+            </w:r>
+          </w:p>
+        </w:tc>
+        <w:tc>
+          <w:tcPr>
+            <w:tcW w:w="2657" w:type="dxa"/>
+          </w:tcPr>
+          <w:p>
+            <w:pPr>
+              <w:rPr>
+                <w:sz w:val="24"/>
+                <w:szCs w:val="24"/>
+              </w:rPr>
+            </w:pPr>
+            <w:r>
+              <w:rPr>
+                <w:rStyle w:val="Strong"/>
+              </w:rPr>
+              <w:t>Settlement</w:t>
+            </w:r>
+            <w:r>
+              <w:t xml:space="preserve"> is successfully completed between payer and payee, reflecting in respective accounts.</w:t>
+            </w:r>
+          </w:p>
+        </w:tc>
+        <w:tc>
+          <w:tcPr>
+            <w:tcW w:w="1328" w:type="dxa"/>
+          </w:tcPr>
+          <w:p>
+            <w:pPr>
+              <w:rPr>
+                <w:sz w:val="24"/>
+                <w:szCs w:val="24"/>
+              </w:rPr>
+            </w:pPr>
+          </w:p>
+        </w:tc>
+        <w:tc>
+          <w:tcPr>
+            <w:tcW w:w="236" w:type="dxa"/>
+          </w:tcPr>
+          <w:p>
+            <w:pPr>
+              <w:rPr>
+                <w:sz w:val="24"/>
+                <w:szCs w:val="24"/>
+              </w:rPr>
+            </w:pPr>
+          </w:p>
+        </w:tc>
+        <w:tc>
+          <w:tcPr>
+            <w:tcW w:w="3320" w:type="dxa"/>
+          </w:tcPr>
+          <w:p>
+            <w:pPr>
+              <w:rPr>
+                <w:sz w:val="24"/>
+                <w:szCs w:val="24"/>
+              </w:rPr>
+            </w:pPr>
+            <w:r>
+              <w:rPr>
+                <w:szCs w:val="24"/>
+              </w:rPr>
+              <w:t>Ensure smooth settlement process for both payer and payee.</w:t>
+            </w:r>
+          </w:p>
+        </w:tc>
+      </w:tr>
+      <w:tr>
+        <w:trPr>
+          <w:trHeight w:val="749"/>
+        </w:trPr>
+        <w:tc>
+          <w:tcPr>
+            <w:tcW w:w="15176" w:type="dxa"/>
+            <w:gridSpan w:val="7"/>
+          </w:tcPr>
+          <w:p>
+            <w:pPr>
+              <w:jc w:val="both"/>
+              <w:rPr>
+                <w:sz w:val="20"/>
+                <w:szCs w:val="20"/>
+              </w:rPr>
+            </w:pPr>
+            <w:r>
+              <w:rPr>
+                <w:rFonts w:eastAsia="Times New Roman" w:cs="Calibri"/>
+                <w:b/>
+                <w:bCs/>
+                <w:sz w:val="20"/>
+                <w:szCs w:val="20"/>
+                <w:u w:val="single"/>
+              </w:rPr>
+              <w:t xml:space="preserve">Note: </w:t>
+            </w:r>
+            <w:r>
+              <w:rPr>
+                <w:rFonts w:eastAsia="Times New Roman" w:cs="Calibri"/>
+                <w:b/>
+                <w:bCs/>
+                <w:sz w:val="20"/>
+                <w:szCs w:val="20"/>
+              </w:rPr>
+              <w:t>Sufficient balance, PIN, and other required steps required to perform transactions but not specifically included in the UAT test case format are assumed to be performed by UAT participating Banks during the UAT.</w:t>
+            </w:r>
+          </w:p>
+        </w:tc>
+      </w:tr>
+    </w:tbl>
+    <w:p>
+      <w:pPr>
+        <w:jc w:val="both"/>
+        <w:rPr>
+          <w:sz w:val="28"/>
+          <w:szCs w:val="28"/>
+        </w:rPr>
+      </w:pPr>
+    </w:p>
+    <w:p>
+      <w:pPr>
+        <w:jc w:val="both"/>
+        <w:rPr>
+          <w:sz w:val="28"/>
+          <w:szCs w:val="28"/>
+        </w:rPr>
+      </w:pPr>
+    </w:p>
+    <w:p>
+      <w:pPr>
+        <w:jc w:val="both"/>
+        <w:rPr>
+          <w:sz w:val="28"/>
+          <w:szCs w:val="28"/>
+        </w:rPr>
+      </w:pPr>
+    </w:p>
+    <w:p>
+      <w:pPr>
+        <w:jc w:val="both"/>
+        <w:rPr>
+          <w:sz w:val="28"/>
+          <w:szCs w:val="28"/>
+        </w:rPr>
+      </w:pPr>
+    </w:p>
+    <w:tbl>
+      <w:tblPr>
+        <w:tblW w:w="14903" w:type="dxa"/>
+        <w:tblInd w:w="-497" w:type="dxa"/>
+        <w:tblLayout w:type="fixed"/>
+        <w:tblLook w:val="04A0" w:firstRow="1" w:lastRow="0" w:firstColumn="1" w:lastColumn="0" w:noHBand="0" w:noVBand="1"/>
+      </w:tblPr>
+      <w:tblGrid>
+        <w:gridCol w:w="973"/>
+        <w:gridCol w:w="4000"/>
+        <w:gridCol w:w="5102"/>
+        <w:gridCol w:w="4828"/>
+      </w:tblGrid>
+      <w:tr>
+        <w:trPr>
+          <w:trHeight w:val="314"/>
+        </w:trPr>
+        <w:tc>
+          <w:tcPr>
+            <w:tcW w:w="973" w:type="dxa"/>
+            <w:tcBorders>
+              <w:top w:val="nil"/>
+              <w:left w:val="nil"/>
+              <w:bottom w:val="nil"/>
+              <w:right w:val="nil"/>
+            </w:tcBorders>
+          </w:tcPr>
+          <w:p>
+            <w:pPr>
+              <w:spacing w:after="0" w:line="240" w:lineRule="auto"/>
+              <w:rPr>
+                <w:rFonts w:ascii="Arial" w:eastAsia="Times New Roman" w:hAnsi="Arial" w:cs="Arial"/>
+                <w:b/>
+                <w:bCs/>
+                <w:color w:val="000000"/>
+                <w:sz w:val="24"/>
+                <w:szCs w:val="24"/>
+                <w:u w:val="single"/>
+              </w:rPr>
+            </w:pPr>
+          </w:p>
+        </w:tc>
+        <w:tc>
+          <w:tcPr>
+            <w:tcW w:w="13930" w:type="dxa"/>
+            <w:gridSpan w:val="3"/>
+            <w:tcBorders>
+              <w:top w:val="nil"/>
+              <w:left w:val="nil"/>
+              <w:bottom w:val="nil"/>
+              <w:right w:val="nil"/>
+            </w:tcBorders>
+            <w:shd w:val="clear" w:color="auto" w:fill="auto"/>
+            <w:noWrap/>
+            <w:vAlign w:val="bottom"/>
+            <w:hideMark/>
+          </w:tcPr>
+          <w:p>
+            <w:pPr>
+              <w:spacing w:after="0" w:line="240" w:lineRule="auto"/>
+              <w:jc w:val="center"/>
+              <w:rPr>
+                <w:rFonts w:ascii="Arial" w:eastAsia="Times New Roman" w:hAnsi="Arial" w:cs="Arial"/>
+                <w:b/>
+                <w:bCs/>
+                <w:color w:val="FF0000"/>
+                <w:sz w:val="24"/>
+                <w:szCs w:val="24"/>
+                <w:u w:val="single"/>
+              </w:rPr>
+            </w:pPr>
+          </w:p>
+          <w:p>
+            <w:pPr>
+              <w:spacing w:after="0" w:line="240" w:lineRule="auto"/>
+              <w:jc w:val="center"/>
+              <w:rPr>
+                <w:rFonts w:ascii="Arial" w:eastAsia="Times New Roman" w:hAnsi="Arial" w:cs="Arial"/>
+                <w:b/>
+                <w:bCs/>
+                <w:color w:val="FF0000"/>
+                <w:sz w:val="24"/>
+                <w:szCs w:val="24"/>
+                <w:u w:val="single"/>
+              </w:rPr>
+            </w:pPr>
+            <w:r>
+              <w:rPr>
+                <w:rFonts w:ascii="Arial" w:eastAsia="Times New Roman" w:hAnsi="Arial" w:cs="Arial"/>
+                <w:b/>
+                <w:bCs/>
+                <w:color w:val="FF0000"/>
+                <w:sz w:val="24"/>
+                <w:szCs w:val="24"/>
+                <w:u w:val="single"/>
+              </w:rPr>
+              <w:t xml:space="preserve">Negative </w:t>
+            </w:r>
+            <w:r>
+              <w:rPr>
+                <w:rFonts w:ascii="Arial" w:eastAsia="Times New Roman" w:hAnsi="Arial" w:cs="Arial"/>
+                <w:b/>
+                <w:bCs/>
+                <w:color w:val="FF0000"/>
+                <w:sz w:val="24"/>
+                <w:szCs w:val="24"/>
+                <w:u w:val="single"/>
+              </w:rPr>
+              <w:t>QR</w:t>
+            </w:r>
+            <w:r>
+              <w:rPr>
+                <w:rFonts w:ascii="Arial" w:eastAsia="Times New Roman" w:hAnsi="Arial" w:cs="Arial"/>
+                <w:b/>
+                <w:bCs/>
+                <w:color w:val="FF0000"/>
+                <w:sz w:val="24"/>
+                <w:szCs w:val="24"/>
+                <w:u w:val="single"/>
+              </w:rPr>
+              <w:t xml:space="preserve"> Pa</w:t>
+            </w:r>
+            <w:r>
+              <w:rPr>
+                <w:rFonts w:ascii="Arial" w:eastAsia="Times New Roman" w:hAnsi="Arial" w:cs="Arial"/>
+                <w:b/>
+                <w:bCs/>
+                <w:color w:val="FF0000"/>
+                <w:sz w:val="24"/>
+                <w:szCs w:val="24"/>
+                <w:u w:val="single"/>
+              </w:rPr>
+              <w:t>yment Request Message Test as a Payer</w:t>
+            </w:r>
+          </w:p>
+          <w:p>
+            <w:pPr>
+              <w:spacing w:after="0" w:line="240" w:lineRule="auto"/>
+              <w:jc w:val="center"/>
+              <w:rPr>
+                <w:rFonts w:ascii="Arial" w:eastAsia="Times New Roman" w:hAnsi="Arial" w:cs="Arial"/>
+                <w:b/>
+                <w:bCs/>
+                <w:color w:val="000000"/>
+                <w:sz w:val="24"/>
+                <w:szCs w:val="24"/>
+                <w:u w:val="single"/>
+              </w:rPr>
+            </w:pPr>
+          </w:p>
+        </w:tc>
+      </w:tr>
+      <w:tr>
+        <w:trPr>
+          <w:gridAfter w:val="1"/>
+          <w:wAfter w:w="4828" w:type="dxa"/>
+          <w:trHeight w:val="299"/>
+        </w:trPr>
+        <w:tc>
+          <w:tcPr>
+            <w:tcW w:w="4973" w:type="dxa"/>
+            <w:gridSpan w:val="2"/>
+            <w:tcBorders>
+              <w:top w:val="nil"/>
+              <w:left w:val="nil"/>
+              <w:bottom w:val="nil"/>
+              <w:right w:val="nil"/>
+            </w:tcBorders>
+            <w:shd w:val="clear" w:color="auto" w:fill="auto"/>
+            <w:noWrap/>
+            <w:vAlign w:val="center"/>
+            <w:hideMark/>
+          </w:tcPr>
+          <w:p>
+            <w:pPr>
+              <w:spacing w:after="0" w:line="240" w:lineRule="auto"/>
+              <w:rPr>
+                <w:rFonts w:ascii="Arial" w:eastAsia="Times New Roman" w:hAnsi="Arial" w:cs="Arial"/>
+                <w:b/>
+                <w:bCs/>
+                <w:color w:val="000000"/>
+                <w:sz w:val="20"/>
+                <w:szCs w:val="20"/>
+              </w:rPr>
+            </w:pPr>
+            <w:r>
+              <w:rPr>
+                <w:rFonts w:ascii="Arial" w:eastAsia="Times New Roman" w:hAnsi="Arial" w:cs="Arial"/>
+                <w:b/>
+                <w:bCs/>
+                <w:color w:val="000000"/>
+                <w:sz w:val="20"/>
+                <w:szCs w:val="20"/>
+              </w:rPr>
+              <w:lastRenderedPageBreak/>
+              <w:t>Payer</w:t>
+            </w:r>
+            <w:r>
+              <w:rPr>
+                <w:rFonts w:ascii="Arial" w:eastAsia="Times New Roman" w:hAnsi="Arial" w:cs="Arial"/>
+                <w:b/>
+                <w:bCs/>
+                <w:color w:val="000000"/>
+                <w:sz w:val="20"/>
+                <w:szCs w:val="20"/>
+              </w:rPr>
+              <w:t xml:space="preserve"> Bank: </w:t>
+            </w:r>
+            <w:r>
+              <w:rPr>
+                <w:rFonts w:ascii="Arial" w:eastAsia="Times New Roman" w:hAnsi="Arial" w:cs="Arial"/>
+                <w:bCs/>
+                <w:color w:val="000000"/>
+                <w:sz w:val="20"/>
+                <w:szCs w:val="20"/>
+              </w:rPr>
+              <w:t>___________________________</w:t>
+            </w:r>
+            <w:r>
+              <w:rPr>
+                <w:rFonts w:ascii="Arial" w:eastAsia="Times New Roman" w:hAnsi="Arial" w:cs="Arial"/>
+                <w:b/>
+                <w:bCs/>
+                <w:color w:val="FFFFFF"/>
+                <w:sz w:val="20"/>
+                <w:szCs w:val="20"/>
+              </w:rPr>
+              <w:t>.</w:t>
+            </w:r>
+          </w:p>
+        </w:tc>
+        <w:tc>
+          <w:tcPr>
+            <w:tcW w:w="5102" w:type="dxa"/>
+            <w:tcBorders>
+              <w:top w:val="nil"/>
+              <w:left w:val="nil"/>
+              <w:bottom w:val="nil"/>
+              <w:right w:val="nil"/>
+            </w:tcBorders>
+            <w:shd w:val="clear" w:color="auto" w:fill="auto"/>
+            <w:noWrap/>
+            <w:vAlign w:val="center"/>
+            <w:hideMark/>
+          </w:tcPr>
+          <w:p>
+            <w:pPr>
+              <w:spacing w:after="0" w:line="240" w:lineRule="auto"/>
+              <w:rPr>
+                <w:rFonts w:ascii="Arial" w:eastAsia="Times New Roman" w:hAnsi="Arial" w:cs="Arial"/>
+                <w:bCs/>
+                <w:color w:val="000000"/>
+                <w:sz w:val="20"/>
+                <w:szCs w:val="20"/>
+              </w:rPr>
+            </w:pPr>
+            <w:r>
+              <w:rPr>
+                <w:rFonts w:ascii="Arial" w:eastAsia="Times New Roman" w:hAnsi="Arial" w:cs="Arial"/>
+                <w:b/>
+                <w:bCs/>
+                <w:color w:val="000000"/>
+                <w:sz w:val="20"/>
+                <w:szCs w:val="20"/>
+              </w:rPr>
+              <w:t xml:space="preserve">           Payee</w:t>
+            </w:r>
+            <w:r>
+              <w:rPr>
+                <w:rFonts w:ascii="Arial" w:eastAsia="Times New Roman" w:hAnsi="Arial" w:cs="Arial"/>
+                <w:b/>
+                <w:bCs/>
+                <w:color w:val="000000"/>
+                <w:sz w:val="20"/>
+                <w:szCs w:val="20"/>
+              </w:rPr>
+              <w:t xml:space="preserve"> B</w:t>
+            </w:r>
+            <w:r>
+              <w:rPr>
+                <w:rFonts w:ascii="Arial" w:eastAsia="Times New Roman" w:hAnsi="Arial" w:cs="Arial"/>
+                <w:b/>
+                <w:bCs/>
+                <w:color w:val="000000"/>
+                <w:sz w:val="20"/>
+                <w:szCs w:val="20"/>
+              </w:rPr>
+              <w:t xml:space="preserve">ank: </w:t>
+            </w:r>
+            <w:r>
+              <w:rPr>
+                <w:rFonts w:ascii="Arial" w:eastAsia="Times New Roman" w:hAnsi="Arial" w:cs="Arial"/>
+                <w:bCs/>
+                <w:color w:val="000000"/>
+                <w:sz w:val="20"/>
+                <w:szCs w:val="20"/>
+              </w:rPr>
+              <w:t>______________________</w:t>
+            </w:r>
+          </w:p>
+        </w:tc>
+      </w:tr>
+      <w:tr>
+        <w:trPr>
+          <w:gridAfter w:val="1"/>
+          <w:wAfter w:w="4828" w:type="dxa"/>
+          <w:trHeight w:val="299"/>
+        </w:trPr>
+        <w:tc>
+          <w:tcPr>
+            <w:tcW w:w="4973" w:type="dxa"/>
+            <w:gridSpan w:val="2"/>
+            <w:tcBorders>
+              <w:top w:val="nil"/>
+              <w:left w:val="nil"/>
+              <w:bottom w:val="nil"/>
+              <w:right w:val="nil"/>
+            </w:tcBorders>
+            <w:shd w:val="clear" w:color="auto" w:fill="auto"/>
+            <w:noWrap/>
+            <w:vAlign w:val="center"/>
+          </w:tcPr>
+          <w:p>
+            <w:pPr>
+              <w:spacing w:after="0" w:line="240" w:lineRule="auto"/>
+              <w:rPr>
+                <w:rFonts w:ascii="Arial" w:eastAsia="Times New Roman" w:hAnsi="Arial" w:cs="Arial"/>
+                <w:b/>
+                <w:bCs/>
+                <w:color w:val="000000"/>
+                <w:sz w:val="20"/>
+                <w:szCs w:val="20"/>
+              </w:rPr>
+            </w:pPr>
+            <w:r>
+              <w:rPr>
+                <w:rFonts w:ascii="Arial" w:eastAsia="Times New Roman" w:hAnsi="Arial" w:cs="Arial"/>
+                <w:b/>
+                <w:bCs/>
+                <w:color w:val="000000"/>
+                <w:sz w:val="20"/>
+                <w:szCs w:val="20"/>
+              </w:rPr>
+              <w:t>Source Regular Account:</w:t>
+            </w:r>
+            <w:r>
+              <w:rPr>
+                <w:rFonts w:ascii="Arial" w:eastAsia="Times New Roman" w:hAnsi="Arial" w:cs="Arial"/>
+                <w:bCs/>
+                <w:color w:val="000000"/>
+                <w:sz w:val="20"/>
+                <w:szCs w:val="20"/>
+              </w:rPr>
+              <w:t xml:space="preserve"> ___________________</w:t>
+            </w:r>
+            <w:r>
+              <w:rPr>
+                <w:rFonts w:ascii="Arial" w:eastAsia="Times New Roman" w:hAnsi="Arial" w:cs="Arial"/>
+                <w:b/>
+                <w:bCs/>
+                <w:color w:val="000000"/>
+                <w:sz w:val="20"/>
+                <w:szCs w:val="20"/>
+              </w:rPr>
+              <w:t xml:space="preserve">  </w:t>
+            </w:r>
+          </w:p>
+        </w:tc>
+        <w:tc>
+          <w:tcPr>
+            <w:tcW w:w="5102" w:type="dxa"/>
+            <w:tcBorders>
+              <w:top w:val="nil"/>
+              <w:left w:val="nil"/>
+              <w:bottom w:val="nil"/>
+              <w:right w:val="nil"/>
+            </w:tcBorders>
+            <w:shd w:val="clear" w:color="auto" w:fill="auto"/>
+            <w:noWrap/>
+            <w:vAlign w:val="center"/>
+          </w:tcPr>
+          <w:p>
+            <w:pPr>
+              <w:spacing w:after="0" w:line="240" w:lineRule="auto"/>
+              <w:rPr>
+                <w:rFonts w:ascii="Arial" w:eastAsia="Times New Roman" w:hAnsi="Arial" w:cs="Arial"/>
+                <w:b/>
+                <w:bCs/>
+                <w:color w:val="000000"/>
+                <w:sz w:val="20"/>
+                <w:szCs w:val="20"/>
+              </w:rPr>
+            </w:pPr>
+            <w:r>
+              <w:rPr>
+                <w:rFonts w:ascii="Arial" w:eastAsia="Times New Roman" w:hAnsi="Arial" w:cs="Arial"/>
+                <w:b/>
+                <w:bCs/>
+                <w:color w:val="000000"/>
+                <w:sz w:val="20"/>
+                <w:szCs w:val="20"/>
+              </w:rPr>
+              <w:t xml:space="preserve">          Target Regular Account: </w:t>
+            </w:r>
+            <w:r>
+              <w:rPr>
+                <w:rFonts w:ascii="Arial" w:eastAsia="Times New Roman" w:hAnsi="Arial" w:cs="Arial"/>
+                <w:bCs/>
+                <w:color w:val="000000"/>
+                <w:sz w:val="20"/>
+                <w:szCs w:val="20"/>
+              </w:rPr>
+              <w:t>_________________</w:t>
             </w:r>
           </w:p>
         </w:tc>
@@ -565,7 +2416,7 @@
           </w:tcPr>
           <w:p>
             <w:pPr>
-              <w:jc w:val="center"/>
+              <w:jc w:val="both"/>
               <w:rPr>
                 <w:b/>
                 <w:sz w:val="20"/>
@@ -589,7 +2440,7 @@
           </w:tcPr>
           <w:p>
             <w:pPr>
-              <w:jc w:val="center"/>
+              <w:jc w:val="both"/>
               <w:rPr>
                 <w:b/>
                 <w:sz w:val="20"/>
@@ -613,7 +2464,7 @@
           </w:tcPr>
           <w:p>
             <w:pPr>
-              <w:jc w:val="center"/>
+              <w:jc w:val="both"/>
               <w:rPr>
                 <w:b/>
                 <w:sz w:val="20"/>
@@ -637,7 +2488,7 @@
           </w:tcPr>
           <w:p>
             <w:pPr>
-              <w:jc w:val="center"/>
+              <w:jc w:val="both"/>
               <w:rPr>
                 <w:b/>
                 <w:sz w:val="20"/>
@@ -661,7 +2512,6 @@
           </w:tcPr>
           <w:p>
             <w:pPr>
-              <w:jc w:val="center"/>
               <w:rPr>
                 <w:b/>
                 <w:sz w:val="20"/>
@@ -719,23 +2569,21 @@
           </w:tcPr>
           <w:p>
             <w:pPr>
-              <w:jc w:val="center"/>
-              <w:rPr>
-                <w:b/>
-                <w:sz w:val="20"/>
-                <w:szCs w:val="20"/>
-              </w:rPr>
-            </w:pPr>
-            <w:proofErr w:type="spellStart"/>
-            <w:r>
-              <w:rPr>
-                <w:b/>
-                <w:sz w:val="20"/>
-                <w:szCs w:val="20"/>
-              </w:rPr>
-              <w:t>OrgnlId</w:t>
-            </w:r>
-            <w:proofErr w:type="spellEnd"/>
+              <w:jc w:val="both"/>
+              <w:rPr>
+                <w:b/>
+                <w:sz w:val="20"/>
+                <w:szCs w:val="20"/>
+              </w:rPr>
+            </w:pPr>
+            <w:r>
+              <w:rPr>
+                <w:b/>
+                <w:sz w:val="20"/>
+                <w:szCs w:val="20"/>
+              </w:rPr>
+              <w:t>RRN/ Ref #</w:t>
+            </w:r>
           </w:p>
         </w:tc>
         <w:tc>
@@ -745,7 +2593,7 @@
           </w:tcPr>
           <w:p>
             <w:pPr>
-              <w:jc w:val="center"/>
+              <w:jc w:val="both"/>
               <w:rPr>
                 <w:b/>
                 <w:sz w:val="20"/>
@@ -759,389 +2607,6 @@
                 <w:szCs w:val="20"/>
               </w:rPr>
               <w:t>Remark</w:t>
-            </w:r>
-          </w:p>
-        </w:tc>
-      </w:tr>
-      <w:tr>
-        <w:trPr>
-          <w:trHeight w:val="1448"/>
-        </w:trPr>
-        <w:tc>
-          <w:tcPr>
-            <w:tcW w:w="991" w:type="dxa"/>
-          </w:tcPr>
-          <w:p>
-            <w:pPr>
-              <w:rPr>
-                <w:sz w:val="18"/>
-                <w:szCs w:val="18"/>
-              </w:rPr>
-            </w:pPr>
-            <w:r>
-              <w:rPr>
-                <w:sz w:val="18"/>
-                <w:szCs w:val="18"/>
-              </w:rPr>
-              <w:t>TC1</w:t>
-            </w:r>
-          </w:p>
-        </w:tc>
-        <w:tc>
-          <w:tcPr>
-            <w:tcW w:w="3249" w:type="dxa"/>
-          </w:tcPr>
-          <w:p>
-            <w:r>
-              <w:t>C</w:t>
-            </w:r>
-            <w:r>
-              <w:t>ustomer scans the QR, the QR should show the amount and reason fields correctly.</w:t>
-            </w:r>
-          </w:p>
-        </w:tc>
-        <w:tc>
-          <w:tcPr>
-            <w:tcW w:w="3395" w:type="dxa"/>
-          </w:tcPr>
-          <w:p>
-            <w:r>
-              <w:t>Bank generates QR with amount and reason fields.</w:t>
-            </w:r>
-          </w:p>
-        </w:tc>
-        <w:tc>
-          <w:tcPr>
-            <w:tcW w:w="2657" w:type="dxa"/>
-          </w:tcPr>
-          <w:p>
-            <w:r>
-              <w:t>QR displays the correct amount field and reason fields when scanned by the payer.</w:t>
-            </w:r>
-          </w:p>
-        </w:tc>
-        <w:tc>
-          <w:tcPr>
-            <w:tcW w:w="1328" w:type="dxa"/>
-          </w:tcPr>
-          <w:p/>
-        </w:tc>
-        <w:tc>
-          <w:tcPr>
-            <w:tcW w:w="1578" w:type="dxa"/>
-          </w:tcPr>
-          <w:p/>
-        </w:tc>
-        <w:tc>
-          <w:tcPr>
-            <w:tcW w:w="1978" w:type="dxa"/>
-          </w:tcPr>
-          <w:p>
-            <w:r>
-              <w:t>Amount and reason fields should match the QR data.</w:t>
-            </w:r>
-          </w:p>
-        </w:tc>
-      </w:tr>
-      <w:tr>
-        <w:trPr>
-          <w:trHeight w:val="1448"/>
-        </w:trPr>
-        <w:tc>
-          <w:tcPr>
-            <w:tcW w:w="991" w:type="dxa"/>
-          </w:tcPr>
-          <w:p>
-            <w:pPr>
-              <w:rPr>
-                <w:sz w:val="18"/>
-                <w:szCs w:val="18"/>
-              </w:rPr>
-            </w:pPr>
-            <w:r>
-              <w:rPr>
-                <w:sz w:val="18"/>
-                <w:szCs w:val="18"/>
-              </w:rPr>
-              <w:t>TC2</w:t>
-            </w:r>
-          </w:p>
-        </w:tc>
-        <w:tc>
-          <w:tcPr>
-            <w:tcW w:w="3249" w:type="dxa"/>
-          </w:tcPr>
-          <w:p>
-            <w:r>
-              <w:t xml:space="preserve">customer scans the QR, the </w:t>
-            </w:r>
-            <w:r>
-              <w:rPr>
-                <w:rStyle w:val="Strong"/>
-              </w:rPr>
-              <w:t>merchant name</w:t>
-            </w:r>
-            <w:r>
-              <w:t xml:space="preserve"> should be displayed correctly.</w:t>
-            </w:r>
-          </w:p>
-        </w:tc>
-        <w:tc>
-          <w:tcPr>
-            <w:tcW w:w="3395" w:type="dxa"/>
-          </w:tcPr>
-          <w:p>
-            <w:r>
-              <w:t>Bank includes merchant name in the generated QR.</w:t>
-            </w:r>
-          </w:p>
-        </w:tc>
-        <w:tc>
-          <w:tcPr>
-            <w:tcW w:w="2657" w:type="dxa"/>
-          </w:tcPr>
-          <w:p>
-            <w:r>
-              <w:rPr>
-                <w:rStyle w:val="Strong"/>
-              </w:rPr>
-              <w:t>Merchant name</w:t>
-            </w:r>
-            <w:r>
-              <w:t xml:space="preserve"> is displayed correctly when payer scans the QR.</w:t>
-            </w:r>
-          </w:p>
-        </w:tc>
-        <w:tc>
-          <w:tcPr>
-            <w:tcW w:w="1328" w:type="dxa"/>
-          </w:tcPr>
-          <w:p/>
-        </w:tc>
-        <w:tc>
-          <w:tcPr>
-            <w:tcW w:w="1578" w:type="dxa"/>
-          </w:tcPr>
-          <w:p/>
-        </w:tc>
-        <w:tc>
-          <w:tcPr>
-            <w:tcW w:w="1978" w:type="dxa"/>
-          </w:tcPr>
-          <w:p>
-            <w:r>
-              <w:t>Merchant name should be clearly visible.</w:t>
-            </w:r>
-          </w:p>
-        </w:tc>
-      </w:tr>
-      <w:tr>
-        <w:trPr>
-          <w:trHeight w:val="1448"/>
-        </w:trPr>
-        <w:tc>
-          <w:tcPr>
-            <w:tcW w:w="991" w:type="dxa"/>
-          </w:tcPr>
-          <w:p>
-            <w:pPr>
-              <w:rPr>
-                <w:sz w:val="18"/>
-                <w:szCs w:val="18"/>
-              </w:rPr>
-            </w:pPr>
-            <w:r>
-              <w:rPr>
-                <w:sz w:val="18"/>
-                <w:szCs w:val="18"/>
-              </w:rPr>
-              <w:t>TC3</w:t>
-            </w:r>
-          </w:p>
-        </w:tc>
-        <w:tc>
-          <w:tcPr>
-            <w:tcW w:w="3249" w:type="dxa"/>
-          </w:tcPr>
-          <w:p>
-            <w:r>
-              <w:t xml:space="preserve">customer makes the payment, the </w:t>
-            </w:r>
-            <w:r>
-              <w:rPr>
-                <w:rStyle w:val="Strong"/>
-              </w:rPr>
-              <w:t>pacs.008</w:t>
-            </w:r>
-            <w:r>
-              <w:t xml:space="preserve"> message should be sent to IPS, and the tags/fields should be correct.</w:t>
-            </w:r>
-          </w:p>
-        </w:tc>
-        <w:tc>
-          <w:tcPr>
-            <w:tcW w:w="3395" w:type="dxa"/>
-          </w:tcPr>
-          <w:p>
-            <w:r>
-              <w:t xml:space="preserve">Bank processes the payment and sends </w:t>
-            </w:r>
-            <w:r>
-              <w:rPr>
-                <w:rStyle w:val="Strong"/>
-              </w:rPr>
-              <w:t>pacs.008</w:t>
-            </w:r>
-            <w:r>
-              <w:t xml:space="preserve"> to IPS.</w:t>
-            </w:r>
-          </w:p>
-        </w:tc>
-        <w:tc>
-          <w:tcPr>
-            <w:tcW w:w="2657" w:type="dxa"/>
-          </w:tcPr>
-          <w:p>
-            <w:r>
-              <w:rPr>
-                <w:rStyle w:val="Strong"/>
-              </w:rPr>
-              <w:t>pacs.008</w:t>
-            </w:r>
-            <w:r>
-              <w:t xml:space="preserve"> message is sent successfully with correct tags such as </w:t>
-            </w:r>
-            <w:r>
-              <w:rPr>
-                <w:rStyle w:val="Strong"/>
-              </w:rPr>
-              <w:t>amount</w:t>
-            </w:r>
-            <w:r>
-              <w:t xml:space="preserve">, </w:t>
-            </w:r>
-            <w:r>
-              <w:rPr>
-                <w:rStyle w:val="Strong"/>
-              </w:rPr>
-              <w:t>creditor details</w:t>
-            </w:r>
-            <w:r>
-              <w:t>, etc.</w:t>
-            </w:r>
-          </w:p>
-        </w:tc>
-        <w:tc>
-          <w:tcPr>
-            <w:tcW w:w="1328" w:type="dxa"/>
-          </w:tcPr>
-          <w:p/>
-        </w:tc>
-        <w:tc>
-          <w:tcPr>
-            <w:tcW w:w="1578" w:type="dxa"/>
-          </w:tcPr>
-          <w:p/>
-        </w:tc>
-        <w:tc>
-          <w:tcPr>
-            <w:tcW w:w="1978" w:type="dxa"/>
-          </w:tcPr>
-          <w:p>
-            <w:r>
-              <w:t>Ensure that the pacs.008 message follows the appropriate ISO 20022 standards for the payment</w:t>
-            </w:r>
-          </w:p>
-        </w:tc>
-      </w:tr>
-      <w:tr>
-        <w:trPr>
-          <w:trHeight w:val="1448"/>
-        </w:trPr>
-        <w:tc>
-          <w:tcPr>
-            <w:tcW w:w="991" w:type="dxa"/>
-          </w:tcPr>
-          <w:p>
-            <w:pPr>
-              <w:rPr>
-                <w:sz w:val="18"/>
-                <w:szCs w:val="18"/>
-              </w:rPr>
-            </w:pPr>
-            <w:r>
-              <w:rPr>
-                <w:sz w:val="18"/>
-                <w:szCs w:val="18"/>
-              </w:rPr>
-              <w:t>TC4</w:t>
-            </w:r>
-          </w:p>
-        </w:tc>
-        <w:tc>
-          <w:tcPr>
-            <w:tcW w:w="3249" w:type="dxa"/>
-          </w:tcPr>
-          <w:p>
-            <w:r>
-              <w:t xml:space="preserve">Generate a static QR with a fixed amount of </w:t>
-            </w:r>
-            <w:r>
-              <w:rPr>
-                <w:rStyle w:val="Strong"/>
-              </w:rPr>
-              <w:t>100</w:t>
-            </w:r>
-            <w:r>
-              <w:t xml:space="preserve"> and ensure it displays correctly when scanned.</w:t>
-            </w:r>
-          </w:p>
-        </w:tc>
-        <w:tc>
-          <w:tcPr>
-            <w:tcW w:w="3395" w:type="dxa"/>
-          </w:tcPr>
-          <w:p>
-            <w:r>
-              <w:t>Bank generates QR with a fixed amount of 100 for the merchant.</w:t>
-            </w:r>
-          </w:p>
-        </w:tc>
-        <w:tc>
-          <w:tcPr>
-            <w:tcW w:w="2657" w:type="dxa"/>
-          </w:tcPr>
-          <w:p>
-            <w:r>
-              <w:t xml:space="preserve">QR displays </w:t>
-            </w:r>
-            <w:r>
-              <w:t xml:space="preserve">amount </w:t>
-            </w:r>
-            <w:r>
-              <w:t>100 when scanned by payer.</w:t>
-            </w:r>
-          </w:p>
-        </w:tc>
-        <w:tc>
-          <w:tcPr>
-            <w:tcW w:w="1328" w:type="dxa"/>
-          </w:tcPr>
-          <w:p/>
-        </w:tc>
-        <w:tc>
-          <w:tcPr>
-            <w:tcW w:w="1578" w:type="dxa"/>
-          </w:tcPr>
-          <w:p/>
-        </w:tc>
-        <w:tc>
-          <w:tcPr>
-            <w:tcW w:w="1978" w:type="dxa"/>
-          </w:tcPr>
-          <w:p>
-            <w:r>
-              <w:t>Amount should be fixed and not editable.</w:t>
             </w:r>
           </w:p>
         </w:tc>
@@ -1157,17 +2622,16 @@
           <w:p>
             <w:pPr>
               <w:rPr>
+                <w:sz w:val="24"/>
+                <w:szCs w:val="24"/>
+              </w:rPr>
+            </w:pPr>
+            <w:r>
+              <w:rPr>
                 <w:sz w:val="18"/>
                 <w:szCs w:val="18"/>
               </w:rPr>
-            </w:pPr>
-            <w:r>
-              <w:rPr>
-                <w:sz w:val="18"/>
-                <w:szCs w:val="18"/>
-              </w:rPr>
-              <w:lastRenderedPageBreak/>
-              <w:t>TC5</w:t>
+              <w:t>TC1</w:t>
             </w:r>
           </w:p>
         </w:tc>
@@ -1177,16 +2641,7 @@
           </w:tcPr>
           <w:p>
             <w:r>
-              <w:t xml:space="preserve">After the customer makes the payment, they should see the </w:t>
-            </w:r>
-            <w:r>
-              <w:rPr>
-                <w:rStyle w:val="Strong"/>
-              </w:rPr>
-              <w:t>success notification</w:t>
-            </w:r>
-            <w:r>
-              <w:t xml:space="preserve"> on their screen.</w:t>
+              <w:t>Payer attempts to pay a different amount than what is displayed on the QR.</w:t>
             </w:r>
           </w:p>
         </w:tc>
@@ -1196,7 +2651,7 @@
           </w:tcPr>
           <w:p>
             <w:r>
-              <w:t>Bank sends a success notification post-payment.</w:t>
+              <w:t>Bank generates a QR with a fixed amount, but the payer tries to change it.</w:t>
             </w:r>
           </w:p>
         </w:tc>
@@ -1206,16 +2661,7 @@
           </w:tcPr>
           <w:p>
             <w:r>
-              <w:t xml:space="preserve">The payer sees a </w:t>
-            </w:r>
-            <w:r>
-              <w:rPr>
-                <w:rStyle w:val="Strong"/>
-              </w:rPr>
-              <w:t>success notification</w:t>
-            </w:r>
-            <w:r>
-              <w:t xml:space="preserve"> after the payment is processed.</w:t>
+              <w:t>The payment should fail if the payer attempts to change the fixed amount displayed on the QR.</w:t>
             </w:r>
           </w:p>
         </w:tc>
@@ -1257,11 +2703,7 @@
               </w:rPr>
             </w:pPr>
             <w:r>
-              <w:rPr>
-                <w:sz w:val="24"/>
-                <w:szCs w:val="24"/>
-              </w:rPr>
-              <w:t>The success message confirms successful payment.</w:t>
+              <w:t>The payer should not be able to change the fixed amount when scanning a static QR.</w:t>
             </w:r>
           </w:p>
         </w:tc>
@@ -1277,106 +2719,22 @@
           <w:p>
             <w:pPr>
               <w:rPr>
+                <w:sz w:val="24"/>
+                <w:szCs w:val="24"/>
+              </w:rPr>
+            </w:pPr>
+            <w:r>
+              <w:rPr>
                 <w:sz w:val="18"/>
                 <w:szCs w:val="18"/>
               </w:rPr>
-            </w:pPr>
-            <w:r>
-              <w:rPr>
-                <w:sz w:val="18"/>
-                <w:szCs w:val="18"/>
-              </w:rPr>
-              <w:t>TC6</w:t>
+              <w:t>TC2</w:t>
             </w:r>
           </w:p>
         </w:tc>
         <w:tc>
           <w:tcPr>
             <w:tcW w:w="3249" w:type="dxa"/>
-          </w:tcPr>
-          <w:p>
-            <w:r>
-              <w:t xml:space="preserve">When the customer scans and pays, the </w:t>
-            </w:r>
-            <w:r>
-              <w:rPr>
-                <w:rStyle w:val="Strong"/>
-              </w:rPr>
-              <w:t>merchant’s bank BIC</w:t>
-            </w:r>
-            <w:r>
-              <w:t xml:space="preserve"> and </w:t>
-            </w:r>
-            <w:r>
-              <w:rPr>
-                <w:rStyle w:val="Strong"/>
-              </w:rPr>
-              <w:t>merchant account</w:t>
-            </w:r>
-            <w:r>
-              <w:t xml:space="preserve"> are correctly embedded in the QR</w:t>
-            </w:r>
-          </w:p>
-        </w:tc>
-        <w:tc>
-          <w:tcPr>
-            <w:tcW w:w="3395" w:type="dxa"/>
-          </w:tcPr>
-          <w:p>
-            <w:r>
-              <w:t xml:space="preserve">Bank embeds </w:t>
-            </w:r>
-            <w:r>
-              <w:rPr>
-                <w:rStyle w:val="Strong"/>
-              </w:rPr>
-              <w:t>BIC</w:t>
-            </w:r>
-            <w:r>
-              <w:t xml:space="preserve"> and </w:t>
-            </w:r>
-            <w:r>
-              <w:rPr>
-                <w:rStyle w:val="Strong"/>
-              </w:rPr>
-              <w:t>merchant account</w:t>
-            </w:r>
-            <w:r>
-              <w:t xml:space="preserve"> in the QR.</w:t>
-            </w:r>
-          </w:p>
-        </w:tc>
-        <w:tc>
-          <w:tcPr>
-            <w:tcW w:w="2657" w:type="dxa"/>
-          </w:tcPr>
-          <w:p>
-            <w:r>
-              <w:t xml:space="preserve">QR displays </w:t>
-            </w:r>
-            <w:r>
-              <w:rPr>
-                <w:rStyle w:val="Strong"/>
-              </w:rPr>
-              <w:t>BIC</w:t>
-            </w:r>
-            <w:r>
-              <w:t xml:space="preserve"> and </w:t>
-            </w:r>
-            <w:r>
-              <w:rPr>
-                <w:rStyle w:val="Strong"/>
-              </w:rPr>
-              <w:t>merchant account</w:t>
-            </w:r>
-            <w:r>
-              <w:t xml:space="preserve"> details correctly when scanned by the payer.</w:t>
-            </w:r>
-          </w:p>
-        </w:tc>
-        <w:tc>
-          <w:tcPr>
-            <w:tcW w:w="1328" w:type="dxa"/>
           </w:tcPr>
           <w:p>
             <w:pPr>
@@ -1385,11 +2743,14 @@
                 <w:szCs w:val="24"/>
               </w:rPr>
             </w:pPr>
-          </w:p>
-        </w:tc>
-        <w:tc>
-          <w:tcPr>
-            <w:tcW w:w="1578" w:type="dxa"/>
+            <w:r>
+              <w:t>Payer attempts to pay with insufficient funds.</w:t>
+            </w:r>
+          </w:p>
+        </w:tc>
+        <w:tc>
+          <w:tcPr>
+            <w:tcW w:w="3395" w:type="dxa"/>
           </w:tcPr>
           <w:p>
             <w:pPr>
@@ -1398,11 +2759,14 @@
                 <w:szCs w:val="24"/>
               </w:rPr>
             </w:pPr>
-          </w:p>
-        </w:tc>
-        <w:tc>
-          <w:tcPr>
-            <w:tcW w:w="1978" w:type="dxa"/>
+            <w:r>
+              <w:t>Bank processes the payment but the payer has insufficient funds in their account.</w:t>
+            </w:r>
+          </w:p>
+        </w:tc>
+        <w:tc>
+          <w:tcPr>
+            <w:tcW w:w="2657" w:type="dxa"/>
           </w:tcPr>
           <w:p>
             <w:pPr>
@@ -1412,11 +2776,49 @@
               </w:rPr>
             </w:pPr>
             <w:r>
+              <w:t>The payment fails, and the payer is notified of insufficient funds.</w:t>
+            </w:r>
+          </w:p>
+        </w:tc>
+        <w:tc>
+          <w:tcPr>
+            <w:tcW w:w="1328" w:type="dxa"/>
+          </w:tcPr>
+          <w:p>
+            <w:pPr>
               <w:rPr>
                 <w:sz w:val="24"/>
                 <w:szCs w:val="24"/>
               </w:rPr>
-              <w:t>BIC and account number should be accurate.</w:t>
+            </w:pPr>
+          </w:p>
+        </w:tc>
+        <w:tc>
+          <w:tcPr>
+            <w:tcW w:w="1578" w:type="dxa"/>
+          </w:tcPr>
+          <w:p>
+            <w:pPr>
+              <w:rPr>
+                <w:sz w:val="24"/>
+                <w:szCs w:val="24"/>
+              </w:rPr>
+            </w:pPr>
+          </w:p>
+        </w:tc>
+        <w:tc>
+          <w:tcPr>
+            <w:tcW w:w="1978" w:type="dxa"/>
+          </w:tcPr>
+          <w:p>
+            <w:pPr>
+              <w:rPr>
+                <w:sz w:val="24"/>
+                <w:szCs w:val="24"/>
+              </w:rPr>
+            </w:pPr>
+            <w:r>
+              <w:t>The payer should receive an error if they have insufficient funds to complete the transaction.</w:t>
             </w:r>
           </w:p>
         </w:tc>
@@ -1441,7 +2843,7 @@
                 <w:sz w:val="18"/>
                 <w:szCs w:val="18"/>
               </w:rPr>
-              <w:t>TC7</w:t>
+              <w:t>TC3</w:t>
             </w:r>
           </w:p>
         </w:tc>
@@ -1457,15 +2859,7 @@
               </w:rPr>
             </w:pPr>
             <w:r>
-              <w:t xml:space="preserve">Generate a static QR </w:t>
-            </w:r>
-            <w:proofErr w:type="spellStart"/>
-            <w:r>
-              <w:t>with out</w:t>
-            </w:r>
-            <w:proofErr w:type="spellEnd"/>
-            <w:r>
-              <w:t xml:space="preserve"> fixed amount and ensure it displays the merchant name and correctly when scanned.</w:t>
+              <w:t>Payer scans a QR, but the merchant’s bank details are incorrect (e.g., wrong BIC/account number).</w:t>
             </w:r>
           </w:p>
         </w:tc>
@@ -1481,15 +2875,7 @@
               </w:rPr>
             </w:pPr>
             <w:r>
-              <w:t xml:space="preserve">Bank generates QR </w:t>
-            </w:r>
-            <w:proofErr w:type="spellStart"/>
-            <w:r>
-              <w:t>with out</w:t>
-            </w:r>
-            <w:proofErr w:type="spellEnd"/>
-            <w:r>
-              <w:t xml:space="preserve"> amount for the merchant </w:t>
+              <w:t>Bank generates QR with incorrect bank details for the merchant.</w:t>
             </w:r>
           </w:p>
         </w:tc>
@@ -1505,7 +2891,7 @@
               </w:rPr>
             </w:pPr>
             <w:r>
-              <w:t>QR displays amount field and the merchant name when scanned by payer.</w:t>
+              <w:t>Payment fails, and the payer is notified about the incorrect bank details.</w:t>
             </w:r>
           </w:p>
         </w:tc>
@@ -1547,323 +2933,7 @@
               </w:rPr>
             </w:pPr>
             <w:r>
-              <w:t xml:space="preserve"> the QR code should contains the fixed amount.</w:t>
-            </w:r>
-          </w:p>
-        </w:tc>
-      </w:tr>
-      <w:tr>
-        <w:trPr>
-          <w:trHeight w:val="525"/>
-        </w:trPr>
-        <w:tc>
-          <w:tcPr>
-            <w:tcW w:w="991" w:type="dxa"/>
-          </w:tcPr>
-          <w:p>
-            <w:pPr>
-              <w:rPr>
-                <w:sz w:val="24"/>
-                <w:szCs w:val="24"/>
-              </w:rPr>
-            </w:pPr>
-            <w:r>
-              <w:rPr>
-                <w:sz w:val="18"/>
-                <w:szCs w:val="18"/>
-              </w:rPr>
-              <w:t>TC8</w:t>
-            </w:r>
-          </w:p>
-        </w:tc>
-        <w:tc>
-          <w:tcPr>
-            <w:tcW w:w="3249" w:type="dxa"/>
-          </w:tcPr>
-          <w:p>
-            <w:pPr>
-              <w:rPr>
-                <w:sz w:val="24"/>
-                <w:szCs w:val="24"/>
-              </w:rPr>
-            </w:pPr>
-            <w:r>
-              <w:t xml:space="preserve">Generate a fixed amount QR with an optional tip field. When the payer adds </w:t>
-            </w:r>
-            <w:r>
-              <w:rPr>
-                <w:rStyle w:val="Strong"/>
-              </w:rPr>
-              <w:t>5 Birr</w:t>
-            </w:r>
-            <w:r>
-              <w:t xml:space="preserve">, payment totals </w:t>
-            </w:r>
-            <w:r>
-              <w:rPr>
-                <w:rStyle w:val="Strong"/>
-              </w:rPr>
-              <w:t>105 Birr</w:t>
-            </w:r>
-            <w:r>
-              <w:t>.</w:t>
-            </w:r>
-          </w:p>
-        </w:tc>
-        <w:tc>
-          <w:tcPr>
-            <w:tcW w:w="3395" w:type="dxa"/>
-          </w:tcPr>
-          <w:p>
-            <w:pPr>
-              <w:rPr>
-                <w:sz w:val="24"/>
-                <w:szCs w:val="24"/>
-              </w:rPr>
-            </w:pPr>
-            <w:r>
-              <w:t>Bank generates a static QR with a tip field.</w:t>
-            </w:r>
-          </w:p>
-        </w:tc>
-        <w:tc>
-          <w:tcPr>
-            <w:tcW w:w="2657" w:type="dxa"/>
-          </w:tcPr>
-          <w:p>
-            <w:pPr>
-              <w:rPr>
-                <w:sz w:val="24"/>
-                <w:szCs w:val="24"/>
-              </w:rPr>
-            </w:pPr>
-            <w:r>
-              <w:t xml:space="preserve">Transaction amount sent is </w:t>
-            </w:r>
-            <w:r>
-              <w:rPr>
-                <w:rStyle w:val="Strong"/>
-              </w:rPr>
-              <w:t>105 Birr</w:t>
-            </w:r>
-            <w:r>
-              <w:t xml:space="preserve"> upon scanning and adding a 5 Birr tip.</w:t>
-            </w:r>
-          </w:p>
-        </w:tc>
-        <w:tc>
-          <w:tcPr>
-            <w:tcW w:w="1328" w:type="dxa"/>
-          </w:tcPr>
-          <w:p>
-            <w:pPr>
-              <w:rPr>
-                <w:sz w:val="24"/>
-                <w:szCs w:val="24"/>
-              </w:rPr>
-            </w:pPr>
-          </w:p>
-        </w:tc>
-        <w:tc>
-          <w:tcPr>
-            <w:tcW w:w="1578" w:type="dxa"/>
-          </w:tcPr>
-          <w:p>
-            <w:pPr>
-              <w:rPr>
-                <w:sz w:val="24"/>
-                <w:szCs w:val="24"/>
-              </w:rPr>
-            </w:pPr>
-          </w:p>
-        </w:tc>
-        <w:tc>
-          <w:tcPr>
-            <w:tcW w:w="1978" w:type="dxa"/>
-          </w:tcPr>
-          <w:p>
-            <w:pPr>
-              <w:rPr>
-                <w:sz w:val="24"/>
-                <w:szCs w:val="24"/>
-              </w:rPr>
-            </w:pPr>
-            <w:r>
-              <w:t>the QR code contains both the fixed transaction amount and an optional tip field</w:t>
-            </w:r>
-          </w:p>
-        </w:tc>
-      </w:tr>
-      <w:tr>
-        <w:trPr>
-          <w:trHeight w:val="525"/>
-        </w:trPr>
-        <w:tc>
-          <w:tcPr>
-            <w:tcW w:w="991" w:type="dxa"/>
-          </w:tcPr>
-          <w:p>
-            <w:pPr>
-              <w:rPr>
-                <w:sz w:val="24"/>
-                <w:szCs w:val="24"/>
-              </w:rPr>
-            </w:pPr>
-            <w:r>
-              <w:rPr>
-                <w:sz w:val="18"/>
-                <w:szCs w:val="18"/>
-              </w:rPr>
-              <w:t>TC9</w:t>
-            </w:r>
-          </w:p>
-        </w:tc>
-        <w:tc>
-          <w:tcPr>
-            <w:tcW w:w="3249" w:type="dxa"/>
-          </w:tcPr>
-          <w:p>
-            <w:pPr>
-              <w:rPr>
-                <w:sz w:val="24"/>
-                <w:szCs w:val="24"/>
-              </w:rPr>
-            </w:pPr>
-            <w:r>
-              <w:t xml:space="preserve">Successful </w:t>
-            </w:r>
-            <w:r>
-              <w:rPr>
-                <w:rStyle w:val="Strong"/>
-              </w:rPr>
-              <w:t>settlement</w:t>
-            </w:r>
-            <w:r>
-              <w:t xml:space="preserve"> between payer and payee occurs after payment.</w:t>
-            </w:r>
-          </w:p>
-        </w:tc>
-        <w:tc>
-          <w:tcPr>
-            <w:tcW w:w="3395" w:type="dxa"/>
-          </w:tcPr>
-          <w:p>
-            <w:pPr>
-              <w:rPr>
-                <w:sz w:val="24"/>
-                <w:szCs w:val="24"/>
-              </w:rPr>
-            </w:pPr>
-            <w:r>
-              <w:t>ETH handles settlement process post-payment.</w:t>
-            </w:r>
-          </w:p>
-        </w:tc>
-        <w:tc>
-          <w:tcPr>
-            <w:tcW w:w="2657" w:type="dxa"/>
-          </w:tcPr>
-          <w:p>
-            <w:pPr>
-              <w:rPr>
-                <w:sz w:val="24"/>
-                <w:szCs w:val="24"/>
-              </w:rPr>
-            </w:pPr>
-            <w:r>
-              <w:rPr>
-                <w:rStyle w:val="Strong"/>
-              </w:rPr>
-              <w:t>Settlement</w:t>
-            </w:r>
-            <w:r>
-              <w:t xml:space="preserve"> is successfully completed between payer and payee, reflecting in respective accounts.</w:t>
-            </w:r>
-          </w:p>
-        </w:tc>
-        <w:tc>
-          <w:tcPr>
-            <w:tcW w:w="1328" w:type="dxa"/>
-          </w:tcPr>
-          <w:p>
-            <w:pPr>
-              <w:rPr>
-                <w:sz w:val="24"/>
-                <w:szCs w:val="24"/>
-              </w:rPr>
-            </w:pPr>
-          </w:p>
-        </w:tc>
-        <w:tc>
-          <w:tcPr>
-            <w:tcW w:w="1578" w:type="dxa"/>
-          </w:tcPr>
-          <w:p>
-            <w:pPr>
-              <w:rPr>
-                <w:sz w:val="24"/>
-                <w:szCs w:val="24"/>
-              </w:rPr>
-            </w:pPr>
-          </w:p>
-        </w:tc>
-        <w:tc>
-          <w:tcPr>
-            <w:tcW w:w="1978" w:type="dxa"/>
-          </w:tcPr>
-          <w:p>
-            <w:pPr>
-              <w:rPr>
-                <w:sz w:val="24"/>
-                <w:szCs w:val="24"/>
-              </w:rPr>
-            </w:pPr>
-            <w:r>
-              <w:rPr>
-                <w:szCs w:val="24"/>
-              </w:rPr>
-              <w:t>Ensure smooth settlement process for both payer and payee.</w:t>
-            </w:r>
-          </w:p>
-        </w:tc>
-      </w:tr>
-      <w:tr>
-        <w:trPr>
-          <w:trHeight w:val="749"/>
-        </w:trPr>
-        <w:tc>
-          <w:tcPr>
-            <w:tcW w:w="15176" w:type="dxa"/>
-            <w:gridSpan w:val="7"/>
-          </w:tcPr>
-          <w:p>
-            <w:pPr>
-              <w:jc w:val="both"/>
-              <w:rPr>
-                <w:sz w:val="20"/>
-                <w:szCs w:val="20"/>
-              </w:rPr>
-            </w:pPr>
-            <w:r>
-              <w:rPr>
-                <w:rFonts w:eastAsia="Times New Roman" w:cs="Calibri"/>
-                <w:b/>
-                <w:bCs/>
-                <w:sz w:val="20"/>
-                <w:szCs w:val="20"/>
-                <w:u w:val="single"/>
-              </w:rPr>
-              <w:t xml:space="preserve">Note: </w:t>
-            </w:r>
-            <w:r>
-              <w:rPr>
-                <w:rFonts w:eastAsia="Times New Roman" w:cs="Calibri"/>
-                <w:b/>
-                <w:bCs/>
-                <w:sz w:val="20"/>
-                <w:szCs w:val="20"/>
-              </w:rPr>
-              <w:t>Sufficient balance, PIN, and other required steps required to perform transactions but not specifically included in the UAT test case format are assumed to be performed by UAT participating Banks during the UAT.</w:t>
+              <w:t>The payer should not be able to proceed if the merchant’s bank details are incorrect.</w:t>
             </w:r>
           </w:p>
         </w:tc>
@@ -1878,33 +2948,7 @@
         </w:rPr>
       </w:pPr>
     </w:p>
-    <w:p>
-      <w:pPr>
-        <w:jc w:val="both"/>
-        <w:rPr>
-          <w:sz w:val="28"/>
-          <w:szCs w:val="28"/>
-        </w:rPr>
-      </w:pPr>
-    </w:p>
-    <w:p>
-      <w:pPr>
-        <w:jc w:val="both"/>
-        <w:rPr>
-          <w:sz w:val="28"/>
-          <w:szCs w:val="28"/>
-        </w:rPr>
-      </w:pPr>
-    </w:p>
-    <w:p>
-      <w:pPr>
-        <w:jc w:val="both"/>
-        <w:rPr>
-          <w:sz w:val="28"/>
-          <w:szCs w:val="28"/>
-        </w:rPr>
-      </w:pPr>
-    </w:p>
+    <w:p/>
     <w:tbl>
       <w:tblPr>
         <w:tblW w:w="14903" w:type="dxa"/>
@@ -1970,80 +3014,52 @@
                 <w:rFonts w:ascii="Arial" w:eastAsia="Times New Roman" w:hAnsi="Arial" w:cs="Arial"/>
                 <w:b/>
                 <w:bCs/>
-                <w:color w:val="FF0000"/>
+                <w:color w:val="00B050"/>
                 <w:sz w:val="24"/>
                 <w:szCs w:val="24"/>
                 <w:u w:val="single"/>
               </w:rPr>
             </w:pPr>
-          </w:p>
-          <w:p>
-            <w:pPr>
-              <w:spacing w:after="0" w:line="240" w:lineRule="auto"/>
-              <w:jc w:val="center"/>
-              <w:rPr>
-                <w:rFonts w:ascii="Arial" w:eastAsia="Times New Roman" w:hAnsi="Arial" w:cs="Arial"/>
-                <w:b/>
-                <w:bCs/>
-                <w:color w:val="FF0000"/>
+            <w:r>
+              <w:rPr>
+                <w:rFonts w:ascii="Arial" w:eastAsia="Times New Roman" w:hAnsi="Arial" w:cs="Arial"/>
+                <w:b/>
+                <w:bCs/>
+                <w:color w:val="00B050"/>
                 <w:sz w:val="24"/>
                 <w:szCs w:val="24"/>
                 <w:u w:val="single"/>
               </w:rPr>
-            </w:pPr>
-            <w:r>
-              <w:rPr>
-                <w:rFonts w:ascii="Arial" w:eastAsia="Times New Roman" w:hAnsi="Arial" w:cs="Arial"/>
-                <w:b/>
-                <w:bCs/>
-                <w:color w:val="FF0000"/>
+              <w:t xml:space="preserve">Positive </w:t>
+            </w:r>
+            <w:r>
+              <w:rPr>
+                <w:rFonts w:ascii="Arial" w:eastAsia="Times New Roman" w:hAnsi="Arial" w:cs="Arial"/>
+                <w:b/>
+                <w:bCs/>
+                <w:color w:val="00B050"/>
                 <w:sz w:val="24"/>
                 <w:szCs w:val="24"/>
                 <w:u w:val="single"/>
               </w:rPr>
-              <w:t xml:space="preserve">Negative </w:t>
-            </w:r>
-            <w:r>
-              <w:rPr>
-                <w:rFonts w:ascii="Arial" w:eastAsia="Times New Roman" w:hAnsi="Arial" w:cs="Arial"/>
-                <w:b/>
-                <w:bCs/>
-                <w:color w:val="FF0000"/>
+              <w:t>QR</w:t>
+            </w:r>
+            <w:r>
+              <w:rPr>
+                <w:rFonts w:ascii="Arial" w:eastAsia="Times New Roman" w:hAnsi="Arial" w:cs="Arial"/>
+                <w:b/>
+                <w:bCs/>
+                <w:color w:val="00B050"/>
                 <w:sz w:val="24"/>
                 <w:szCs w:val="24"/>
                 <w:u w:val="single"/>
               </w:rPr>
-              <w:t>QR</w:t>
-            </w:r>
-            <w:r>
-              <w:rPr>
-                <w:rFonts w:ascii="Arial" w:eastAsia="Times New Roman" w:hAnsi="Arial" w:cs="Arial"/>
-                <w:b/>
-                <w:bCs/>
-                <w:color w:val="FF0000"/>
-                <w:sz w:val="24"/>
-                <w:szCs w:val="24"/>
-                <w:u w:val="single"/>
-              </w:rPr>
-              <w:t xml:space="preserve"> Pa</w:t>
-            </w:r>
-            <w:r>
-              <w:rPr>
-                <w:rFonts w:ascii="Arial" w:eastAsia="Times New Roman" w:hAnsi="Arial" w:cs="Arial"/>
-                <w:b/>
-                <w:bCs/>
-                <w:color w:val="FF0000"/>
-                <w:sz w:val="24"/>
-                <w:szCs w:val="24"/>
-                <w:u w:val="single"/>
-              </w:rPr>
-              <w:t>yment Request Message Test as a Payer</w:t>
+              <w:t xml:space="preserve"> Payment Test cases For Payee (merchant creditor)</w:t>
             </w:r>
           </w:p>
           <w:p>
             <w:pPr>
               <w:spacing w:after="0" w:line="240" w:lineRule="auto"/>
-              <w:jc w:val="center"/>
               <w:rPr>
                 <w:rFonts w:ascii="Arial" w:eastAsia="Times New Roman" w:hAnsi="Arial" w:cs="Arial"/>
                 <w:b/>
@@ -2169,7 +3185,18 @@
                 <w:sz w:val="20"/>
                 <w:szCs w:val="20"/>
               </w:rPr>
-              <w:t xml:space="preserve">           Payee</w:t>
+              <w:t xml:space="preserve">           </w:t>
+            </w:r>
+            <w:r>
+              <w:rPr>
+                <w:rFonts w:ascii="Arial" w:eastAsia="Times New Roman" w:hAnsi="Arial" w:cs="Arial"/>
+                <w:b/>
+                <w:bCs/>
+                <w:color w:val="000000"/>
+                <w:sz w:val="20"/>
+                <w:szCs w:val="20"/>
+              </w:rPr>
+              <w:t>Payee</w:t>
             </w:r>
             <w:r>
               <w:rPr>
@@ -2247,6 +3274,7 @@
                 <w:sz w:val="20"/>
                 <w:szCs w:val="20"/>
               </w:rPr>
+              <w:lastRenderedPageBreak/>
               <w:t>Source Regular Account:</w:t>
             </w:r>
             <w:r>
@@ -2411,7 +3439,7 @@
           </w:tcPr>
           <w:p>
             <w:pPr>
-              <w:jc w:val="both"/>
+              <w:jc w:val="center"/>
               <w:rPr>
                 <w:b/>
                 <w:sz w:val="20"/>
@@ -2435,7 +3463,7 @@
           </w:tcPr>
           <w:p>
             <w:pPr>
-              <w:jc w:val="both"/>
+              <w:jc w:val="center"/>
               <w:rPr>
                 <w:b/>
                 <w:sz w:val="20"/>
@@ -2459,7 +3487,7 @@
           </w:tcPr>
           <w:p>
             <w:pPr>
-              <w:jc w:val="both"/>
+              <w:jc w:val="center"/>
               <w:rPr>
                 <w:b/>
                 <w:sz w:val="20"/>
@@ -2483,7 +3511,7 @@
           </w:tcPr>
           <w:p>
             <w:pPr>
-              <w:jc w:val="both"/>
+              <w:jc w:val="center"/>
               <w:rPr>
                 <w:b/>
                 <w:sz w:val="20"/>
@@ -2507,19 +3535,28 @@
           </w:tcPr>
           <w:p>
             <w:pPr>
-              <w:rPr>
-                <w:b/>
-                <w:sz w:val="20"/>
-                <w:szCs w:val="20"/>
-              </w:rPr>
-            </w:pPr>
-            <w:r>
-              <w:rPr>
-                <w:b/>
-                <w:sz w:val="20"/>
-                <w:szCs w:val="20"/>
-              </w:rPr>
-              <w:t>Test Result (</w:t>
+              <w:jc w:val="center"/>
+              <w:rPr>
+                <w:b/>
+                <w:sz w:val="20"/>
+                <w:szCs w:val="20"/>
+              </w:rPr>
+            </w:pPr>
+            <w:r>
+              <w:rPr>
+                <w:b/>
+                <w:sz w:val="20"/>
+                <w:szCs w:val="20"/>
+              </w:rPr>
+              <w:t>Test Result</w:t>
+            </w:r>
+            <w:r>
+              <w:rPr>
+                <w:b/>
+                <w:sz w:val="20"/>
+                <w:szCs w:val="20"/>
+              </w:rPr>
+              <w:t xml:space="preserve"> (</w:t>
             </w:r>
             <w:r>
               <w:rPr>
@@ -2564,21 +3601,23 @@
           </w:tcPr>
           <w:p>
             <w:pPr>
-              <w:jc w:val="both"/>
-              <w:rPr>
-                <w:b/>
-                <w:sz w:val="20"/>
-                <w:szCs w:val="20"/>
-              </w:rPr>
-            </w:pPr>
-            <w:r>
-              <w:rPr>
-                <w:b/>
-                <w:sz w:val="20"/>
-                <w:szCs w:val="20"/>
-              </w:rPr>
-              <w:t>RRN/ Ref #</w:t>
-            </w:r>
+              <w:jc w:val="center"/>
+              <w:rPr>
+                <w:b/>
+                <w:sz w:val="20"/>
+                <w:szCs w:val="20"/>
+              </w:rPr>
+            </w:pPr>
+            <w:proofErr w:type="spellStart"/>
+            <w:r>
+              <w:rPr>
+                <w:b/>
+                <w:sz w:val="20"/>
+                <w:szCs w:val="20"/>
+              </w:rPr>
+              <w:t>OrgnlId</w:t>
+            </w:r>
+            <w:proofErr w:type="spellEnd"/>
           </w:p>
         </w:tc>
         <w:tc>
@@ -2588,7 +3627,7 @@
           </w:tcPr>
           <w:p>
             <w:pPr>
-              <w:jc w:val="both"/>
+              <w:jc w:val="center"/>
               <w:rPr>
                 <w:b/>
                 <w:sz w:val="20"/>
@@ -2602,6 +3641,87 @@
                 <w:szCs w:val="20"/>
               </w:rPr>
               <w:t>Remark</w:t>
+            </w:r>
+          </w:p>
+        </w:tc>
+      </w:tr>
+      <w:tr>
+        <w:trPr>
+          <w:trHeight w:val="1952"/>
+        </w:trPr>
+        <w:tc>
+          <w:tcPr>
+            <w:tcW w:w="991" w:type="dxa"/>
+          </w:tcPr>
+          <w:p>
+            <w:pPr>
+              <w:rPr>
+                <w:sz w:val="18"/>
+                <w:szCs w:val="18"/>
+              </w:rPr>
+            </w:pPr>
+            <w:r>
+              <w:rPr>
+                <w:sz w:val="18"/>
+                <w:szCs w:val="18"/>
+              </w:rPr>
+              <w:t>TC1</w:t>
+            </w:r>
+          </w:p>
+        </w:tc>
+        <w:tc>
+          <w:tcPr>
+            <w:tcW w:w="3249" w:type="dxa"/>
+          </w:tcPr>
+          <w:p>
+            <w:r>
+              <w:t>Payee should display the correct merchant name.</w:t>
+            </w:r>
+          </w:p>
+        </w:tc>
+        <w:tc>
+          <w:tcPr>
+            <w:tcW w:w="3395" w:type="dxa"/>
+          </w:tcPr>
+          <w:p>
+            <w:pPr>
+              <w:pStyle w:val="ListParagraph"/>
+              <w:ind w:left="360"/>
+            </w:pPr>
+            <w:r>
+              <w:t>Bank generates and sends QR with merchant name.</w:t>
+            </w:r>
+          </w:p>
+        </w:tc>
+        <w:tc>
+          <w:tcPr>
+            <w:tcW w:w="2657" w:type="dxa"/>
+          </w:tcPr>
+          <w:p>
+            <w:r>
+              <w:t>QR displays the correct merchant name when scanned.</w:t>
+            </w:r>
+          </w:p>
+        </w:tc>
+        <w:tc>
+          <w:tcPr>
+            <w:tcW w:w="1328" w:type="dxa"/>
+          </w:tcPr>
+          <w:p/>
+        </w:tc>
+        <w:tc>
+          <w:tcPr>
+            <w:tcW w:w="1578" w:type="dxa"/>
+          </w:tcPr>
+          <w:p/>
+        </w:tc>
+        <w:tc>
+          <w:tcPr>
+            <w:tcW w:w="1978" w:type="dxa"/>
+          </w:tcPr>
+          <w:p>
+            <w:r>
+              <w:t>The payee should correctly generate the QR with the correct merchant name.</w:t>
             </w:r>
           </w:p>
         </w:tc>
@@ -2626,7 +3746,7 @@
                 <w:sz w:val="18"/>
                 <w:szCs w:val="18"/>
               </w:rPr>
-              <w:t>TC1</w:t>
+              <w:t>TC2</w:t>
             </w:r>
           </w:p>
         </w:tc>
@@ -2636,7 +3756,7 @@
           </w:tcPr>
           <w:p>
             <w:r>
-              <w:t>Payer attempts to pay a different amount than what is displayed on the QR.</w:t>
+              <w:t>Payee should display the amount and reason fields.</w:t>
             </w:r>
           </w:p>
         </w:tc>
@@ -2646,7 +3766,7 @@
           </w:tcPr>
           <w:p>
             <w:r>
-              <w:t>Bank generates a QR with a fixed amount, but the payer tries to change it.</w:t>
+              <w:t>Bank generates QR with amount and reason fields.</w:t>
             </w:r>
           </w:p>
         </w:tc>
@@ -2656,7 +3776,7 @@
           </w:tcPr>
           <w:p>
             <w:r>
-              <w:t>The payment should fail if the payer attempts to change the fixed amount displayed on the QR.</w:t>
+              <w:t>QR displays the correct amount and reason fields when scanned.</w:t>
             </w:r>
           </w:p>
         </w:tc>
@@ -2664,41 +3784,21 @@
           <w:tcPr>
             <w:tcW w:w="1328" w:type="dxa"/>
           </w:tcPr>
-          <w:p>
-            <w:pPr>
-              <w:rPr>
-                <w:sz w:val="24"/>
-                <w:szCs w:val="24"/>
-              </w:rPr>
-            </w:pPr>
-          </w:p>
+          <w:p/>
         </w:tc>
         <w:tc>
           <w:tcPr>
             <w:tcW w:w="1578" w:type="dxa"/>
           </w:tcPr>
-          <w:p>
-            <w:pPr>
-              <w:rPr>
-                <w:sz w:val="24"/>
-                <w:szCs w:val="24"/>
-              </w:rPr>
-            </w:pPr>
-          </w:p>
+          <w:p/>
         </w:tc>
         <w:tc>
           <w:tcPr>
             <w:tcW w:w="1978" w:type="dxa"/>
           </w:tcPr>
           <w:p>
-            <w:pPr>
-              <w:rPr>
-                <w:sz w:val="24"/>
-                <w:szCs w:val="24"/>
-              </w:rPr>
-            </w:pPr>
-            <w:r>
-              <w:t>The payer should not be able to change the fixed amount when scanning a static QR.</w:t>
+            <w:r>
+              <w:t>The payee should correctly generate the QR with amount and reason fields.</w:t>
             </w:r>
           </w:p>
         </w:tc>
@@ -2723,7 +3823,7 @@
                 <w:sz w:val="18"/>
                 <w:szCs w:val="18"/>
               </w:rPr>
-              <w:t>TC2</w:t>
+              <w:t>TC3</w:t>
             </w:r>
           </w:p>
         </w:tc>
@@ -2732,14 +3832,8 @@
             <w:tcW w:w="3249" w:type="dxa"/>
           </w:tcPr>
           <w:p>
-            <w:pPr>
-              <w:rPr>
-                <w:sz w:val="24"/>
-                <w:szCs w:val="24"/>
-              </w:rPr>
-            </w:pPr>
-            <w:r>
-              <w:t>Payer attempts to pay with insufficient funds.</w:t>
+            <w:r>
+              <w:t>Payee should credit the merchant and send pacs.002 confirmation message.</w:t>
             </w:r>
           </w:p>
         </w:tc>
@@ -2748,14 +3842,8 @@
             <w:tcW w:w="3395" w:type="dxa"/>
           </w:tcPr>
           <w:p>
-            <w:pPr>
-              <w:rPr>
-                <w:sz w:val="24"/>
-                <w:szCs w:val="24"/>
-              </w:rPr>
-            </w:pPr>
-            <w:r>
-              <w:t>Bank processes the payment but the payer has insufficient funds in their account.</w:t>
+            <w:r>
+              <w:t>Bank sends payment confirmation to payee after payment is processed.</w:t>
             </w:r>
           </w:p>
         </w:tc>
@@ -2764,14 +3852,8 @@
             <w:tcW w:w="2657" w:type="dxa"/>
           </w:tcPr>
           <w:p>
-            <w:pPr>
-              <w:rPr>
-                <w:sz w:val="24"/>
-                <w:szCs w:val="24"/>
-              </w:rPr>
-            </w:pPr>
-            <w:r>
-              <w:t>The payment fails, and the payer is notified of insufficient funds.</w:t>
+            <w:r>
+              <w:t>Payee credits the merchant's account and sends pacs.002 confirmation message.</w:t>
             </w:r>
           </w:p>
         </w:tc>
@@ -2779,41 +3861,21 @@
           <w:tcPr>
             <w:tcW w:w="1328" w:type="dxa"/>
           </w:tcPr>
-          <w:p>
-            <w:pPr>
-              <w:rPr>
-                <w:sz w:val="24"/>
-                <w:szCs w:val="24"/>
-              </w:rPr>
-            </w:pPr>
-          </w:p>
+          <w:p/>
         </w:tc>
         <w:tc>
           <w:tcPr>
             <w:tcW w:w="1578" w:type="dxa"/>
           </w:tcPr>
-          <w:p>
-            <w:pPr>
-              <w:rPr>
-                <w:sz w:val="24"/>
-                <w:szCs w:val="24"/>
-              </w:rPr>
-            </w:pPr>
-          </w:p>
+          <w:p/>
         </w:tc>
         <w:tc>
           <w:tcPr>
             <w:tcW w:w="1978" w:type="dxa"/>
           </w:tcPr>
           <w:p>
-            <w:pPr>
-              <w:rPr>
-                <w:sz w:val="24"/>
-                <w:szCs w:val="24"/>
-              </w:rPr>
-            </w:pPr>
-            <w:r>
-              <w:t>The payer should receive an error if they have insufficient funds to complete the transaction.</w:t>
+            <w:r>
+              <w:t>The payee should correctly handle and send pacs.002 confirmation message to IPS.</w:t>
             </w:r>
           </w:p>
         </w:tc>
@@ -2838,13 +3900,70 @@
                 <w:sz w:val="18"/>
                 <w:szCs w:val="18"/>
               </w:rPr>
-              <w:t>TC3</w:t>
+              <w:t>TC4</w:t>
             </w:r>
           </w:p>
         </w:tc>
         <w:tc>
           <w:tcPr>
             <w:tcW w:w="3249" w:type="dxa"/>
+          </w:tcPr>
+          <w:p>
+            <w:r>
+              <w:t>Payee performs Merchant and Payment Validations.</w:t>
+            </w:r>
+          </w:p>
+        </w:tc>
+        <w:tc>
+          <w:tcPr>
+            <w:tcW w:w="3395" w:type="dxa"/>
+          </w:tcPr>
+          <w:p>
+            <w:r>
+              <w:t>Payee validates incoming payment and checks if merchant details match</w:t>
+            </w:r>
+          </w:p>
+        </w:tc>
+        <w:tc>
+          <w:tcPr>
+            <w:tcW w:w="2657" w:type="dxa"/>
+          </w:tcPr>
+          <w:p>
+            <w:r>
+              <w:t>Payment is processed only if the merchant details are valid and match the registry.</w:t>
+            </w:r>
+          </w:p>
+        </w:tc>
+        <w:tc>
+          <w:tcPr>
+            <w:tcW w:w="1328" w:type="dxa"/>
+          </w:tcPr>
+          <w:p/>
+        </w:tc>
+        <w:tc>
+          <w:tcPr>
+            <w:tcW w:w="1578" w:type="dxa"/>
+          </w:tcPr>
+          <w:p/>
+        </w:tc>
+        <w:tc>
+          <w:tcPr>
+            <w:tcW w:w="1978" w:type="dxa"/>
+          </w:tcPr>
+          <w:p>
+            <w:r>
+              <w:t>The payee should validate merchant details and perform payment validation.</w:t>
+            </w:r>
+          </w:p>
+        </w:tc>
+      </w:tr>
+      <w:tr>
+        <w:trPr>
+          <w:trHeight w:val="543"/>
+        </w:trPr>
+        <w:tc>
+          <w:tcPr>
+            <w:tcW w:w="991" w:type="dxa"/>
           </w:tcPr>
           <w:p>
             <w:pPr>
@@ -2854,7 +3973,21 @@
               </w:rPr>
             </w:pPr>
             <w:r>
-              <w:t>Payer scans a QR, but the merchant’s bank details are incorrect (e.g., wrong BIC/account number).</w:t>
+              <w:rPr>
+                <w:sz w:val="18"/>
+                <w:szCs w:val="18"/>
+              </w:rPr>
+              <w:t>TC5</w:t>
+            </w:r>
+          </w:p>
+        </w:tc>
+        <w:tc>
+          <w:tcPr>
+            <w:tcW w:w="3249" w:type="dxa"/>
+          </w:tcPr>
+          <w:p>
+            <w:r>
+              <w:t>Payee responds with success if validations are successful.</w:t>
             </w:r>
           </w:p>
         </w:tc>
@@ -2863,14 +3996,8 @@
             <w:tcW w:w="3395" w:type="dxa"/>
           </w:tcPr>
           <w:p>
-            <w:pPr>
-              <w:rPr>
-                <w:sz w:val="24"/>
-                <w:szCs w:val="24"/>
-              </w:rPr>
-            </w:pPr>
-            <w:r>
-              <w:t>Bank generates QR with incorrect bank details for the merchant.</w:t>
+            <w:r>
+              <w:t>Bank sends a successful payment message after validation.</w:t>
             </w:r>
           </w:p>
         </w:tc>
@@ -2879,14 +4006,12 @@
             <w:tcW w:w="2657" w:type="dxa"/>
           </w:tcPr>
           <w:p>
-            <w:pPr>
-              <w:rPr>
-                <w:sz w:val="24"/>
-                <w:szCs w:val="24"/>
-              </w:rPr>
-            </w:pPr>
-            <w:r>
-              <w:t>Payment fails, and the payer is notified about the incorrect bank details.</w:t>
+            <w:r>
+              <w:t xml:space="preserve">Payee responds with a success message </w:t>
+            </w:r>
+            <w:r>
+              <w:lastRenderedPageBreak/>
+              <w:t>confirming payment is processed.</w:t>
             </w:r>
           </w:p>
         </w:tc>
@@ -2894,41 +4019,145 @@
           <w:tcPr>
             <w:tcW w:w="1328" w:type="dxa"/>
           </w:tcPr>
-          <w:p>
-            <w:pPr>
-              <w:rPr>
-                <w:sz w:val="24"/>
-                <w:szCs w:val="24"/>
-              </w:rPr>
-            </w:pPr>
-          </w:p>
+          <w:p/>
         </w:tc>
         <w:tc>
           <w:tcPr>
             <w:tcW w:w="1578" w:type="dxa"/>
           </w:tcPr>
-          <w:p>
-            <w:pPr>
-              <w:rPr>
-                <w:sz w:val="24"/>
-                <w:szCs w:val="24"/>
-              </w:rPr>
-            </w:pPr>
-          </w:p>
+          <w:p/>
         </w:tc>
         <w:tc>
           <w:tcPr>
             <w:tcW w:w="1978" w:type="dxa"/>
           </w:tcPr>
           <w:p>
-            <w:pPr>
-              <w:rPr>
-                <w:sz w:val="24"/>
-                <w:szCs w:val="24"/>
-              </w:rPr>
-            </w:pPr>
-            <w:r>
-              <w:t>The payer should not be able to proceed if the merchant’s bank details are incorrect.</w:t>
+            <w:r>
+              <w:t xml:space="preserve">The payee should respond with success when payment </w:t>
+            </w:r>
+            <w:r>
+              <w:lastRenderedPageBreak/>
+              <w:t>validations are successful.</w:t>
+            </w:r>
+          </w:p>
+        </w:tc>
+      </w:tr>
+      <w:tr>
+        <w:trPr>
+          <w:trHeight w:val="543"/>
+        </w:trPr>
+        <w:tc>
+          <w:tcPr>
+            <w:tcW w:w="991" w:type="dxa"/>
+          </w:tcPr>
+          <w:p>
+            <w:pPr>
+              <w:rPr>
+                <w:sz w:val="18"/>
+                <w:szCs w:val="18"/>
+              </w:rPr>
+            </w:pPr>
+            <w:r>
+              <w:rPr>
+                <w:sz w:val="18"/>
+                <w:szCs w:val="18"/>
+              </w:rPr>
+              <w:lastRenderedPageBreak/>
+              <w:t>TC6</w:t>
+            </w:r>
+          </w:p>
+        </w:tc>
+        <w:tc>
+          <w:tcPr>
+            <w:tcW w:w="3249" w:type="dxa"/>
+          </w:tcPr>
+          <w:p>
+            <w:r>
+              <w:t>Payee notifies the Merchant about the successful payment.</w:t>
+            </w:r>
+          </w:p>
+        </w:tc>
+        <w:tc>
+          <w:tcPr>
+            <w:tcW w:w="3395" w:type="dxa"/>
+          </w:tcPr>
+          <w:p>
+            <w:r>
+              <w:t>Payee sends a notification to the merchant once payment is confirmed.</w:t>
+            </w:r>
+          </w:p>
+        </w:tc>
+        <w:tc>
+          <w:tcPr>
+            <w:tcW w:w="2657" w:type="dxa"/>
+          </w:tcPr>
+          <w:p>
+            <w:r>
+              <w:t>Merchant is notified of the successful payment.</w:t>
+            </w:r>
+          </w:p>
+        </w:tc>
+        <w:tc>
+          <w:tcPr>
+            <w:tcW w:w="1328" w:type="dxa"/>
+          </w:tcPr>
+          <w:p/>
+        </w:tc>
+        <w:tc>
+          <w:tcPr>
+            <w:tcW w:w="1578" w:type="dxa"/>
+          </w:tcPr>
+          <w:p/>
+        </w:tc>
+        <w:tc>
+          <w:tcPr>
+            <w:tcW w:w="1978" w:type="dxa"/>
+          </w:tcPr>
+          <w:p>
+            <w:r>
+              <w:tab/>
+              <w:t>The payee should correctly notify the merchant about the successful payment.</w:t>
+            </w:r>
+          </w:p>
+        </w:tc>
+      </w:tr>
+      <w:tr>
+        <w:trPr>
+          <w:trHeight w:val="749"/>
+        </w:trPr>
+        <w:tc>
+          <w:tcPr>
+            <w:tcW w:w="15176" w:type="dxa"/>
+            <w:gridSpan w:val="7"/>
+          </w:tcPr>
+          <w:p>
+            <w:pPr>
+              <w:jc w:val="both"/>
+              <w:rPr>
+                <w:sz w:val="20"/>
+                <w:szCs w:val="20"/>
+              </w:rPr>
+            </w:pPr>
+            <w:r>
+              <w:rPr>
+                <w:rFonts w:eastAsia="Times New Roman" w:cs="Calibri"/>
+                <w:b/>
+                <w:bCs/>
+                <w:sz w:val="20"/>
+                <w:szCs w:val="20"/>
+                <w:u w:val="single"/>
+              </w:rPr>
+              <w:t xml:space="preserve">Note: </w:t>
+            </w:r>
+            <w:r>
+              <w:rPr>
+                <w:rFonts w:eastAsia="Times New Roman" w:cs="Calibri"/>
+                <w:b/>
+                <w:bCs/>
+                <w:sz w:val="20"/>
+                <w:szCs w:val="20"/>
+              </w:rPr>
+              <w:t>Sufficient balance, PIN, and other required steps required to perform transactions but not specifically included in the UAT test case format are assumed to be performed by UAT participating Banks during the UAT.</w:t>
             </w:r>
           </w:p>
         </w:tc>
@@ -2943,1242 +4172,6 @@
         </w:rPr>
       </w:pPr>
     </w:p>
-    <w:p/>
-    <w:tbl>
-      <w:tblPr>
-        <w:tblW w:w="14903" w:type="dxa"/>
-        <w:tblInd w:w="-497" w:type="dxa"/>
-        <w:tblLayout w:type="fixed"/>
-        <w:tblLook w:val="04A0" w:firstRow="1" w:lastRow="0" w:firstColumn="1" w:lastColumn="0" w:noHBand="0" w:noVBand="1"/>
-      </w:tblPr>
-      <w:tblGrid>
-        <w:gridCol w:w="973"/>
-        <w:gridCol w:w="4000"/>
-        <w:gridCol w:w="5102"/>
-        <w:gridCol w:w="4828"/>
-      </w:tblGrid>
-      <w:tr>
-        <w:trPr>
-          <w:trHeight w:val="314"/>
-        </w:trPr>
-        <w:tc>
-          <w:tcPr>
-            <w:tcW w:w="973" w:type="dxa"/>
-            <w:tcBorders>
-              <w:top w:val="nil"/>
-              <w:left w:val="nil"/>
-              <w:bottom w:val="nil"/>
-              <w:right w:val="nil"/>
-            </w:tcBorders>
-          </w:tcPr>
-          <w:p>
-            <w:pPr>
-              <w:spacing w:after="0" w:line="240" w:lineRule="auto"/>
-              <w:rPr>
-                <w:rFonts w:ascii="Arial" w:eastAsia="Times New Roman" w:hAnsi="Arial" w:cs="Arial"/>
-                <w:b/>
-                <w:bCs/>
-                <w:color w:val="000000"/>
-                <w:sz w:val="24"/>
-                <w:szCs w:val="24"/>
-                <w:u w:val="single"/>
-              </w:rPr>
-            </w:pPr>
-          </w:p>
-        </w:tc>
-        <w:tc>
-          <w:tcPr>
-            <w:tcW w:w="13930" w:type="dxa"/>
-            <w:gridSpan w:val="3"/>
-            <w:tcBorders>
-              <w:top w:val="nil"/>
-              <w:left w:val="nil"/>
-              <w:bottom w:val="nil"/>
-              <w:right w:val="nil"/>
-            </w:tcBorders>
-            <w:shd w:val="clear" w:color="auto" w:fill="auto"/>
-            <w:noWrap/>
-            <w:vAlign w:val="bottom"/>
-            <w:hideMark/>
-          </w:tcPr>
-          <w:p>
-            <w:pPr>
-              <w:spacing w:after="0" w:line="240" w:lineRule="auto"/>
-              <w:jc w:val="center"/>
-              <w:rPr>
-                <w:rFonts w:ascii="Arial" w:eastAsia="Times New Roman" w:hAnsi="Arial" w:cs="Arial"/>
-                <w:b/>
-                <w:bCs/>
-                <w:color w:val="00B050"/>
-                <w:sz w:val="24"/>
-                <w:szCs w:val="24"/>
-                <w:u w:val="single"/>
-              </w:rPr>
-            </w:pPr>
-            <w:r>
-              <w:rPr>
-                <w:rFonts w:ascii="Arial" w:eastAsia="Times New Roman" w:hAnsi="Arial" w:cs="Arial"/>
-                <w:b/>
-                <w:bCs/>
-                <w:color w:val="00B050"/>
-                <w:sz w:val="24"/>
-                <w:szCs w:val="24"/>
-                <w:u w:val="single"/>
-              </w:rPr>
-              <w:t xml:space="preserve">Positive </w:t>
-            </w:r>
-            <w:r>
-              <w:rPr>
-                <w:rFonts w:ascii="Arial" w:eastAsia="Times New Roman" w:hAnsi="Arial" w:cs="Arial"/>
-                <w:b/>
-                <w:bCs/>
-                <w:color w:val="00B050"/>
-                <w:sz w:val="24"/>
-                <w:szCs w:val="24"/>
-                <w:u w:val="single"/>
-              </w:rPr>
-              <w:t>QR</w:t>
-            </w:r>
-            <w:r>
-              <w:rPr>
-                <w:rFonts w:ascii="Arial" w:eastAsia="Times New Roman" w:hAnsi="Arial" w:cs="Arial"/>
-                <w:b/>
-                <w:bCs/>
-                <w:color w:val="00B050"/>
-                <w:sz w:val="24"/>
-                <w:szCs w:val="24"/>
-                <w:u w:val="single"/>
-              </w:rPr>
-              <w:t xml:space="preserve"> Payment Test </w:t>
-            </w:r>
-            <w:proofErr w:type="gramStart"/>
-            <w:r>
-              <w:rPr>
-                <w:rFonts w:ascii="Arial" w:eastAsia="Times New Roman" w:hAnsi="Arial" w:cs="Arial"/>
-                <w:b/>
-                <w:bCs/>
-                <w:color w:val="00B050"/>
-                <w:sz w:val="24"/>
-                <w:szCs w:val="24"/>
-                <w:u w:val="single"/>
-              </w:rPr>
-              <w:t>cases</w:t>
-            </w:r>
-            <w:proofErr w:type="gramEnd"/>
-            <w:r>
-              <w:rPr>
-                <w:rFonts w:ascii="Arial" w:eastAsia="Times New Roman" w:hAnsi="Arial" w:cs="Arial"/>
-                <w:b/>
-                <w:bCs/>
-                <w:color w:val="00B050"/>
-                <w:sz w:val="24"/>
-                <w:szCs w:val="24"/>
-                <w:u w:val="single"/>
-              </w:rPr>
-              <w:t xml:space="preserve"> For Payee (merchant creditor)</w:t>
-            </w:r>
-          </w:p>
-          <w:p>
-            <w:pPr>
-              <w:spacing w:after="0" w:line="240" w:lineRule="auto"/>
-              <w:rPr>
-                <w:rFonts w:ascii="Arial" w:eastAsia="Times New Roman" w:hAnsi="Arial" w:cs="Arial"/>
-                <w:b/>
-                <w:bCs/>
-                <w:color w:val="000000"/>
-                <w:sz w:val="24"/>
-                <w:szCs w:val="24"/>
-                <w:u w:val="single"/>
-              </w:rPr>
-            </w:pPr>
-          </w:p>
-        </w:tc>
-      </w:tr>
-      <w:tr>
-        <w:trPr>
-          <w:gridAfter w:val="1"/>
-          <w:wAfter w:w="4828" w:type="dxa"/>
-          <w:trHeight w:val="299"/>
-        </w:trPr>
-        <w:tc>
-          <w:tcPr>
-            <w:tcW w:w="4973" w:type="dxa"/>
-            <w:gridSpan w:val="2"/>
-            <w:tcBorders>
-              <w:top w:val="nil"/>
-              <w:left w:val="nil"/>
-              <w:bottom w:val="nil"/>
-              <w:right w:val="nil"/>
-            </w:tcBorders>
-            <w:shd w:val="clear" w:color="auto" w:fill="auto"/>
-            <w:noWrap/>
-            <w:vAlign w:val="center"/>
-            <w:hideMark/>
-          </w:tcPr>
-          <w:p>
-            <w:pPr>
-              <w:spacing w:after="0" w:line="240" w:lineRule="auto"/>
-              <w:rPr>
-                <w:rFonts w:ascii="Arial" w:eastAsia="Times New Roman" w:hAnsi="Arial" w:cs="Arial"/>
-                <w:b/>
-                <w:bCs/>
-                <w:color w:val="000000"/>
-                <w:sz w:val="20"/>
-                <w:szCs w:val="20"/>
-              </w:rPr>
-            </w:pPr>
-            <w:r>
-              <w:rPr>
-                <w:rFonts w:ascii="Arial" w:eastAsia="Times New Roman" w:hAnsi="Arial" w:cs="Arial"/>
-                <w:b/>
-                <w:bCs/>
-                <w:color w:val="000000"/>
-                <w:sz w:val="20"/>
-                <w:szCs w:val="20"/>
-              </w:rPr>
-              <w:t>Payer</w:t>
-            </w:r>
-            <w:r>
-              <w:rPr>
-                <w:rFonts w:ascii="Arial" w:eastAsia="Times New Roman" w:hAnsi="Arial" w:cs="Arial"/>
-                <w:b/>
-                <w:bCs/>
-                <w:color w:val="000000"/>
-                <w:sz w:val="20"/>
-                <w:szCs w:val="20"/>
-              </w:rPr>
-              <w:t xml:space="preserve"> Bank: </w:t>
-            </w:r>
-            <w:r>
-              <w:rPr>
-                <w:rFonts w:ascii="Arial" w:eastAsia="Times New Roman" w:hAnsi="Arial" w:cs="Arial"/>
-                <w:bCs/>
-                <w:color w:val="000000"/>
-                <w:sz w:val="20"/>
-                <w:szCs w:val="20"/>
-              </w:rPr>
-              <w:t>___________________________</w:t>
-            </w:r>
-            <w:r>
-              <w:rPr>
-                <w:rFonts w:ascii="Arial" w:eastAsia="Times New Roman" w:hAnsi="Arial" w:cs="Arial"/>
-                <w:b/>
-                <w:bCs/>
-                <w:color w:val="FFFFFF"/>
-                <w:sz w:val="20"/>
-                <w:szCs w:val="20"/>
-              </w:rPr>
-              <w:t>.</w:t>
-            </w:r>
-          </w:p>
-        </w:tc>
-        <w:tc>
-          <w:tcPr>
-            <w:tcW w:w="5102" w:type="dxa"/>
-            <w:tcBorders>
-              <w:top w:val="nil"/>
-              <w:left w:val="nil"/>
-              <w:bottom w:val="nil"/>
-              <w:right w:val="nil"/>
-            </w:tcBorders>
-            <w:shd w:val="clear" w:color="auto" w:fill="auto"/>
-            <w:noWrap/>
-            <w:vAlign w:val="center"/>
-            <w:hideMark/>
-          </w:tcPr>
-          <w:p>
-            <w:pPr>
-              <w:spacing w:after="0" w:line="240" w:lineRule="auto"/>
-              <w:rPr>
-                <w:rFonts w:ascii="Arial" w:eastAsia="Times New Roman" w:hAnsi="Arial" w:cs="Arial"/>
-                <w:bCs/>
-                <w:color w:val="000000"/>
-                <w:sz w:val="20"/>
-                <w:szCs w:val="20"/>
-              </w:rPr>
-            </w:pPr>
-            <w:r>
-              <w:rPr>
-                <w:rFonts w:ascii="Arial" w:eastAsia="Times New Roman" w:hAnsi="Arial" w:cs="Arial"/>
-                <w:b/>
-                <w:bCs/>
-                <w:color w:val="000000"/>
-                <w:sz w:val="20"/>
-                <w:szCs w:val="20"/>
-              </w:rPr>
-              <w:t xml:space="preserve">           </w:t>
-            </w:r>
-            <w:r>
-              <w:rPr>
-                <w:rFonts w:ascii="Arial" w:eastAsia="Times New Roman" w:hAnsi="Arial" w:cs="Arial"/>
-                <w:b/>
-                <w:bCs/>
-                <w:color w:val="000000"/>
-                <w:sz w:val="20"/>
-                <w:szCs w:val="20"/>
-              </w:rPr>
-              <w:t>Payee</w:t>
-            </w:r>
-            <w:r>
-              <w:rPr>
-                <w:rFonts w:ascii="Arial" w:eastAsia="Times New Roman" w:hAnsi="Arial" w:cs="Arial"/>
-                <w:b/>
-                <w:bCs/>
-                <w:color w:val="000000"/>
-                <w:sz w:val="20"/>
-                <w:szCs w:val="20"/>
-              </w:rPr>
-              <w:t xml:space="preserve"> B</w:t>
-            </w:r>
-            <w:r>
-              <w:rPr>
-                <w:rFonts w:ascii="Arial" w:eastAsia="Times New Roman" w:hAnsi="Arial" w:cs="Arial"/>
-                <w:b/>
-                <w:bCs/>
-                <w:color w:val="000000"/>
-                <w:sz w:val="20"/>
-                <w:szCs w:val="20"/>
-              </w:rPr>
-              <w:t xml:space="preserve">ank: </w:t>
-            </w:r>
-            <w:r>
-              <w:rPr>
-                <w:rFonts w:ascii="Arial" w:eastAsia="Times New Roman" w:hAnsi="Arial" w:cs="Arial"/>
-                <w:bCs/>
-                <w:color w:val="000000"/>
-                <w:sz w:val="20"/>
-                <w:szCs w:val="20"/>
-              </w:rPr>
-              <w:t>______________________</w:t>
-            </w:r>
-          </w:p>
-        </w:tc>
-      </w:tr>
-      <w:tr>
-        <w:trPr>
-          <w:gridAfter w:val="1"/>
-          <w:wAfter w:w="4828" w:type="dxa"/>
-          <w:trHeight w:val="299"/>
-        </w:trPr>
-        <w:tc>
-          <w:tcPr>
-            <w:tcW w:w="4973" w:type="dxa"/>
-            <w:gridSpan w:val="2"/>
-            <w:tcBorders>
-              <w:top w:val="nil"/>
-              <w:left w:val="nil"/>
-              <w:bottom w:val="nil"/>
-              <w:right w:val="nil"/>
-            </w:tcBorders>
-            <w:shd w:val="clear" w:color="auto" w:fill="auto"/>
-            <w:noWrap/>
-            <w:vAlign w:val="center"/>
-          </w:tcPr>
-          <w:p>
-            <w:pPr>
-              <w:spacing w:after="0" w:line="240" w:lineRule="auto"/>
-              <w:rPr>
-                <w:rFonts w:ascii="Arial" w:eastAsia="Times New Roman" w:hAnsi="Arial" w:cs="Arial"/>
-                <w:b/>
-                <w:bCs/>
-                <w:color w:val="000000"/>
-                <w:sz w:val="20"/>
-                <w:szCs w:val="20"/>
-              </w:rPr>
-            </w:pPr>
-            <w:r>
-              <w:rPr>
-                <w:rFonts w:ascii="Arial" w:eastAsia="Times New Roman" w:hAnsi="Arial" w:cs="Arial"/>
-                <w:b/>
-                <w:bCs/>
-                <w:color w:val="000000"/>
-                <w:sz w:val="20"/>
-                <w:szCs w:val="20"/>
-              </w:rPr>
-              <w:t>Source Regular Account:</w:t>
-            </w:r>
-            <w:r>
-              <w:rPr>
-                <w:rFonts w:ascii="Arial" w:eastAsia="Times New Roman" w:hAnsi="Arial" w:cs="Arial"/>
-                <w:bCs/>
-                <w:color w:val="000000"/>
-                <w:sz w:val="20"/>
-                <w:szCs w:val="20"/>
-              </w:rPr>
-              <w:t xml:space="preserve"> ___________________</w:t>
-            </w:r>
-            <w:r>
-              <w:rPr>
-                <w:rFonts w:ascii="Arial" w:eastAsia="Times New Roman" w:hAnsi="Arial" w:cs="Arial"/>
-                <w:b/>
-                <w:bCs/>
-                <w:color w:val="000000"/>
-                <w:sz w:val="20"/>
-                <w:szCs w:val="20"/>
-              </w:rPr>
-              <w:t xml:space="preserve">  </w:t>
-            </w:r>
-          </w:p>
-        </w:tc>
-        <w:tc>
-          <w:tcPr>
-            <w:tcW w:w="5102" w:type="dxa"/>
-            <w:tcBorders>
-              <w:top w:val="nil"/>
-              <w:left w:val="nil"/>
-              <w:bottom w:val="nil"/>
-              <w:right w:val="nil"/>
-            </w:tcBorders>
-            <w:shd w:val="clear" w:color="auto" w:fill="auto"/>
-            <w:noWrap/>
-            <w:vAlign w:val="center"/>
-          </w:tcPr>
-          <w:p>
-            <w:pPr>
-              <w:spacing w:after="0" w:line="240" w:lineRule="auto"/>
-              <w:rPr>
-                <w:rFonts w:ascii="Arial" w:eastAsia="Times New Roman" w:hAnsi="Arial" w:cs="Arial"/>
-                <w:b/>
-                <w:bCs/>
-                <w:color w:val="000000"/>
-                <w:sz w:val="20"/>
-                <w:szCs w:val="20"/>
-              </w:rPr>
-            </w:pPr>
-            <w:r>
-              <w:rPr>
-                <w:rFonts w:ascii="Arial" w:eastAsia="Times New Roman" w:hAnsi="Arial" w:cs="Arial"/>
-                <w:b/>
-                <w:bCs/>
-                <w:color w:val="000000"/>
-                <w:sz w:val="20"/>
-                <w:szCs w:val="20"/>
-              </w:rPr>
-              <w:t xml:space="preserve">          Target Regular Account: </w:t>
-            </w:r>
-            <w:r>
-              <w:rPr>
-                <w:rFonts w:ascii="Arial" w:eastAsia="Times New Roman" w:hAnsi="Arial" w:cs="Arial"/>
-                <w:bCs/>
-                <w:color w:val="000000"/>
-                <w:sz w:val="20"/>
-                <w:szCs w:val="20"/>
-              </w:rPr>
-              <w:t>_________________</w:t>
-            </w:r>
-          </w:p>
-        </w:tc>
-      </w:tr>
-      <w:tr>
-        <w:trPr>
-          <w:gridAfter w:val="1"/>
-          <w:wAfter w:w="4828" w:type="dxa"/>
-          <w:trHeight w:val="299"/>
-        </w:trPr>
-        <w:tc>
-          <w:tcPr>
-            <w:tcW w:w="4973" w:type="dxa"/>
-            <w:gridSpan w:val="2"/>
-            <w:tcBorders>
-              <w:top w:val="nil"/>
-              <w:left w:val="nil"/>
-              <w:bottom w:val="nil"/>
-              <w:right w:val="nil"/>
-            </w:tcBorders>
-            <w:shd w:val="clear" w:color="auto" w:fill="auto"/>
-            <w:noWrap/>
-            <w:vAlign w:val="center"/>
-          </w:tcPr>
-          <w:p>
-            <w:pPr>
-              <w:spacing w:after="0" w:line="240" w:lineRule="auto"/>
-              <w:rPr>
-                <w:rFonts w:ascii="Arial" w:eastAsia="Times New Roman" w:hAnsi="Arial" w:cs="Arial"/>
-                <w:b/>
-                <w:bCs/>
-                <w:color w:val="000000"/>
-                <w:sz w:val="20"/>
-                <w:szCs w:val="20"/>
-              </w:rPr>
-            </w:pPr>
-          </w:p>
-        </w:tc>
-        <w:tc>
-          <w:tcPr>
-            <w:tcW w:w="5102" w:type="dxa"/>
-            <w:tcBorders>
-              <w:top w:val="nil"/>
-              <w:left w:val="nil"/>
-              <w:bottom w:val="nil"/>
-              <w:right w:val="nil"/>
-            </w:tcBorders>
-            <w:shd w:val="clear" w:color="auto" w:fill="auto"/>
-            <w:noWrap/>
-            <w:vAlign w:val="center"/>
-          </w:tcPr>
-          <w:p>
-            <w:pPr>
-              <w:spacing w:after="0" w:line="240" w:lineRule="auto"/>
-              <w:rPr>
-                <w:rFonts w:ascii="Arial" w:eastAsia="Times New Roman" w:hAnsi="Arial" w:cs="Arial"/>
-                <w:b/>
-                <w:bCs/>
-                <w:color w:val="000000"/>
-                <w:sz w:val="20"/>
-                <w:szCs w:val="20"/>
-              </w:rPr>
-            </w:pPr>
-          </w:p>
-        </w:tc>
-      </w:tr>
-    </w:tbl>
-    <w:tbl>
-      <w:tblPr>
-        <w:tblStyle w:val="TableGrid"/>
-        <w:tblW w:w="15176" w:type="dxa"/>
-        <w:tblInd w:w="-959" w:type="dxa"/>
-        <w:tblLook w:val="04A0" w:firstRow="1" w:lastRow="0" w:firstColumn="1" w:lastColumn="0" w:noHBand="0" w:noVBand="1"/>
-      </w:tblPr>
-      <w:tblGrid>
-        <w:gridCol w:w="991"/>
-        <w:gridCol w:w="3249"/>
-        <w:gridCol w:w="3395"/>
-        <w:gridCol w:w="2657"/>
-        <w:gridCol w:w="1328"/>
-        <w:gridCol w:w="1578"/>
-        <w:gridCol w:w="1978"/>
-      </w:tblGrid>
-      <w:tr>
-        <w:trPr>
-          <w:trHeight w:val="1031"/>
-        </w:trPr>
-        <w:tc>
-          <w:tcPr>
-            <w:tcW w:w="991" w:type="dxa"/>
-            <w:shd w:val="clear" w:color="auto" w:fill="F79646" w:themeFill="accent6"/>
-          </w:tcPr>
-          <w:p>
-            <w:pPr>
-              <w:jc w:val="center"/>
-              <w:rPr>
-                <w:b/>
-                <w:sz w:val="20"/>
-                <w:szCs w:val="20"/>
-              </w:rPr>
-            </w:pPr>
-            <w:r>
-              <w:rPr>
-                <w:b/>
-                <w:sz w:val="20"/>
-                <w:szCs w:val="20"/>
-              </w:rPr>
-              <w:t>Test Case ID</w:t>
-            </w:r>
-          </w:p>
-        </w:tc>
-        <w:tc>
-          <w:tcPr>
-            <w:tcW w:w="3249" w:type="dxa"/>
-            <w:shd w:val="clear" w:color="auto" w:fill="F79646" w:themeFill="accent6"/>
-          </w:tcPr>
-          <w:p>
-            <w:pPr>
-              <w:jc w:val="center"/>
-              <w:rPr>
-                <w:b/>
-                <w:sz w:val="20"/>
-                <w:szCs w:val="20"/>
-              </w:rPr>
-            </w:pPr>
-            <w:r>
-              <w:rPr>
-                <w:b/>
-                <w:sz w:val="20"/>
-                <w:szCs w:val="20"/>
-              </w:rPr>
-              <w:t>Test Case</w:t>
-            </w:r>
-          </w:p>
-        </w:tc>
-        <w:tc>
-          <w:tcPr>
-            <w:tcW w:w="3395" w:type="dxa"/>
-            <w:shd w:val="clear" w:color="auto" w:fill="F79646" w:themeFill="accent6"/>
-          </w:tcPr>
-          <w:p>
-            <w:pPr>
-              <w:jc w:val="center"/>
-              <w:rPr>
-                <w:b/>
-                <w:sz w:val="20"/>
-                <w:szCs w:val="20"/>
-              </w:rPr>
-            </w:pPr>
-            <w:r>
-              <w:rPr>
-                <w:b/>
-                <w:sz w:val="20"/>
-                <w:szCs w:val="20"/>
-              </w:rPr>
-              <w:t>Action performed by Bank</w:t>
-            </w:r>
-          </w:p>
-        </w:tc>
-        <w:tc>
-          <w:tcPr>
-            <w:tcW w:w="2657" w:type="dxa"/>
-            <w:shd w:val="clear" w:color="auto" w:fill="F79646" w:themeFill="accent6"/>
-          </w:tcPr>
-          <w:p>
-            <w:pPr>
-              <w:jc w:val="center"/>
-              <w:rPr>
-                <w:b/>
-                <w:sz w:val="20"/>
-                <w:szCs w:val="20"/>
-              </w:rPr>
-            </w:pPr>
-            <w:r>
-              <w:rPr>
-                <w:b/>
-                <w:sz w:val="20"/>
-                <w:szCs w:val="20"/>
-              </w:rPr>
-              <w:t>Expected Result</w:t>
-            </w:r>
-          </w:p>
-        </w:tc>
-        <w:tc>
-          <w:tcPr>
-            <w:tcW w:w="1328" w:type="dxa"/>
-            <w:shd w:val="clear" w:color="auto" w:fill="F79646" w:themeFill="accent6"/>
-          </w:tcPr>
-          <w:p>
-            <w:pPr>
-              <w:jc w:val="center"/>
-              <w:rPr>
-                <w:b/>
-                <w:sz w:val="20"/>
-                <w:szCs w:val="20"/>
-              </w:rPr>
-            </w:pPr>
-            <w:r>
-              <w:rPr>
-                <w:b/>
-                <w:sz w:val="20"/>
-                <w:szCs w:val="20"/>
-              </w:rPr>
-              <w:t>Test Result</w:t>
-            </w:r>
-            <w:r>
-              <w:rPr>
-                <w:b/>
-                <w:sz w:val="20"/>
-                <w:szCs w:val="20"/>
-              </w:rPr>
-              <w:t xml:space="preserve"> (</w:t>
-            </w:r>
-            <w:r>
-              <w:rPr>
-                <w:b/>
-                <w:color w:val="00B050"/>
-                <w:sz w:val="20"/>
-                <w:szCs w:val="20"/>
-              </w:rPr>
-              <w:t xml:space="preserve">PASS </w:t>
-            </w:r>
-            <w:r>
-              <w:rPr>
-                <w:b/>
-                <w:sz w:val="20"/>
-                <w:szCs w:val="20"/>
-              </w:rPr>
-              <w:t xml:space="preserve">or </w:t>
-            </w:r>
-            <w:r>
-              <w:rPr>
-                <w:b/>
-                <w:color w:val="FF0000"/>
-                <w:sz w:val="20"/>
-                <w:szCs w:val="20"/>
-              </w:rPr>
-              <w:t>FAIL</w:t>
-            </w:r>
-            <w:r>
-              <w:rPr>
-                <w:b/>
-                <w:sz w:val="20"/>
-                <w:szCs w:val="20"/>
-              </w:rPr>
-              <w:t>)</w:t>
-            </w:r>
-          </w:p>
-        </w:tc>
-        <w:tc>
-          <w:tcPr>
-            <w:tcW w:w="1578" w:type="dxa"/>
-            <w:shd w:val="clear" w:color="auto" w:fill="F79646" w:themeFill="accent6"/>
-          </w:tcPr>
-          <w:p>
-            <w:pPr>
-              <w:jc w:val="center"/>
-              <w:rPr>
-                <w:b/>
-                <w:sz w:val="20"/>
-                <w:szCs w:val="20"/>
-              </w:rPr>
-            </w:pPr>
-            <w:proofErr w:type="spellStart"/>
-            <w:r>
-              <w:rPr>
-                <w:b/>
-                <w:sz w:val="20"/>
-                <w:szCs w:val="20"/>
-              </w:rPr>
-              <w:t>OrgnlId</w:t>
-            </w:r>
-            <w:proofErr w:type="spellEnd"/>
-          </w:p>
-        </w:tc>
-        <w:tc>
-          <w:tcPr>
-            <w:tcW w:w="1978" w:type="dxa"/>
-            <w:shd w:val="clear" w:color="auto" w:fill="F79646" w:themeFill="accent6"/>
-          </w:tcPr>
-          <w:p>
-            <w:pPr>
-              <w:jc w:val="center"/>
-              <w:rPr>
-                <w:b/>
-                <w:sz w:val="20"/>
-                <w:szCs w:val="20"/>
-              </w:rPr>
-            </w:pPr>
-            <w:r>
-              <w:rPr>
-                <w:b/>
-                <w:sz w:val="20"/>
-                <w:szCs w:val="20"/>
-              </w:rPr>
-              <w:t>Remark</w:t>
-            </w:r>
-          </w:p>
-        </w:tc>
-      </w:tr>
-      <w:tr>
-        <w:trPr>
-          <w:trHeight w:val="1952"/>
-        </w:trPr>
-        <w:tc>
-          <w:tcPr>
-            <w:tcW w:w="991" w:type="dxa"/>
-          </w:tcPr>
-          <w:p>
-            <w:pPr>
-              <w:rPr>
-                <w:sz w:val="18"/>
-                <w:szCs w:val="18"/>
-              </w:rPr>
-            </w:pPr>
-            <w:r>
-              <w:rPr>
-                <w:sz w:val="18"/>
-                <w:szCs w:val="18"/>
-              </w:rPr>
-              <w:t>TC1</w:t>
-            </w:r>
-          </w:p>
-        </w:tc>
-        <w:tc>
-          <w:tcPr>
-            <w:tcW w:w="3249" w:type="dxa"/>
-          </w:tcPr>
-          <w:p>
-            <w:r>
-              <w:t>Payee should display the correct merchant name.</w:t>
-            </w:r>
-          </w:p>
-        </w:tc>
-        <w:tc>
-          <w:tcPr>
-            <w:tcW w:w="3395" w:type="dxa"/>
-          </w:tcPr>
-          <w:p>
-            <w:pPr>
-              <w:pStyle w:val="ListParagraph"/>
-              <w:ind w:left="360"/>
-            </w:pPr>
-            <w:r>
-              <w:t>Bank generates and sends QR with merchant name.</w:t>
-            </w:r>
-          </w:p>
-        </w:tc>
-        <w:tc>
-          <w:tcPr>
-            <w:tcW w:w="2657" w:type="dxa"/>
-          </w:tcPr>
-          <w:p>
-            <w:r>
-              <w:t>QR displays the correct merchant name when scanned.</w:t>
-            </w:r>
-          </w:p>
-        </w:tc>
-        <w:tc>
-          <w:tcPr>
-            <w:tcW w:w="1328" w:type="dxa"/>
-          </w:tcPr>
-          <w:p/>
-        </w:tc>
-        <w:tc>
-          <w:tcPr>
-            <w:tcW w:w="1578" w:type="dxa"/>
-          </w:tcPr>
-          <w:p/>
-        </w:tc>
-        <w:tc>
-          <w:tcPr>
-            <w:tcW w:w="1978" w:type="dxa"/>
-          </w:tcPr>
-          <w:p>
-            <w:r>
-              <w:t>The payee should correctly generate the QR with the correct merchant name.</w:t>
-            </w:r>
-          </w:p>
-        </w:tc>
-      </w:tr>
-      <w:tr>
-        <w:trPr>
-          <w:trHeight w:val="525"/>
-        </w:trPr>
-        <w:tc>
-          <w:tcPr>
-            <w:tcW w:w="991" w:type="dxa"/>
-          </w:tcPr>
-          <w:p>
-            <w:pPr>
-              <w:rPr>
-                <w:sz w:val="24"/>
-                <w:szCs w:val="24"/>
-              </w:rPr>
-            </w:pPr>
-            <w:r>
-              <w:rPr>
-                <w:sz w:val="18"/>
-                <w:szCs w:val="18"/>
-              </w:rPr>
-              <w:t>TC2</w:t>
-            </w:r>
-          </w:p>
-        </w:tc>
-        <w:tc>
-          <w:tcPr>
-            <w:tcW w:w="3249" w:type="dxa"/>
-          </w:tcPr>
-          <w:p>
-            <w:r>
-              <w:t>Payee should display the amount and reason fields.</w:t>
-            </w:r>
-          </w:p>
-        </w:tc>
-        <w:tc>
-          <w:tcPr>
-            <w:tcW w:w="3395" w:type="dxa"/>
-          </w:tcPr>
-          <w:p>
-            <w:r>
-              <w:t>Bank generates QR with amount and reason fields.</w:t>
-            </w:r>
-          </w:p>
-        </w:tc>
-        <w:tc>
-          <w:tcPr>
-            <w:tcW w:w="2657" w:type="dxa"/>
-          </w:tcPr>
-          <w:p>
-            <w:r>
-              <w:t>QR displays the correct amount and reason fields when scanned.</w:t>
-            </w:r>
-          </w:p>
-        </w:tc>
-        <w:tc>
-          <w:tcPr>
-            <w:tcW w:w="1328" w:type="dxa"/>
-          </w:tcPr>
-          <w:p/>
-        </w:tc>
-        <w:tc>
-          <w:tcPr>
-            <w:tcW w:w="1578" w:type="dxa"/>
-          </w:tcPr>
-          <w:p/>
-        </w:tc>
-        <w:tc>
-          <w:tcPr>
-            <w:tcW w:w="1978" w:type="dxa"/>
-          </w:tcPr>
-          <w:p>
-            <w:r>
-              <w:t>The payee should correctly generate the QR with amount and reason fields.</w:t>
-            </w:r>
-          </w:p>
-        </w:tc>
-      </w:tr>
-      <w:tr>
-        <w:trPr>
-          <w:trHeight w:val="525"/>
-        </w:trPr>
-        <w:tc>
-          <w:tcPr>
-            <w:tcW w:w="991" w:type="dxa"/>
-          </w:tcPr>
-          <w:p>
-            <w:pPr>
-              <w:rPr>
-                <w:sz w:val="24"/>
-                <w:szCs w:val="24"/>
-              </w:rPr>
-            </w:pPr>
-            <w:r>
-              <w:rPr>
-                <w:sz w:val="18"/>
-                <w:szCs w:val="18"/>
-              </w:rPr>
-              <w:t>TC3</w:t>
-            </w:r>
-          </w:p>
-        </w:tc>
-        <w:tc>
-          <w:tcPr>
-            <w:tcW w:w="3249" w:type="dxa"/>
-          </w:tcPr>
-          <w:p>
-            <w:r>
-              <w:t>Payee should credit the merchant and send pacs.002 confirmation message.</w:t>
-            </w:r>
-          </w:p>
-        </w:tc>
-        <w:tc>
-          <w:tcPr>
-            <w:tcW w:w="3395" w:type="dxa"/>
-          </w:tcPr>
-          <w:p>
-            <w:r>
-              <w:t>Bank sends payment confirmation to payee after payment is processed.</w:t>
-            </w:r>
-          </w:p>
-        </w:tc>
-        <w:tc>
-          <w:tcPr>
-            <w:tcW w:w="2657" w:type="dxa"/>
-          </w:tcPr>
-          <w:p>
-            <w:r>
-              <w:t>Payee credits the merchant's account and sends pacs.002 confirmation message.</w:t>
-            </w:r>
-          </w:p>
-        </w:tc>
-        <w:tc>
-          <w:tcPr>
-            <w:tcW w:w="1328" w:type="dxa"/>
-          </w:tcPr>
-          <w:p/>
-        </w:tc>
-        <w:tc>
-          <w:tcPr>
-            <w:tcW w:w="1578" w:type="dxa"/>
-          </w:tcPr>
-          <w:p/>
-        </w:tc>
-        <w:tc>
-          <w:tcPr>
-            <w:tcW w:w="1978" w:type="dxa"/>
-          </w:tcPr>
-          <w:p>
-            <w:r>
-              <w:t>The payee should correctly handle and send pacs.002 confirmation message to IPS.</w:t>
-            </w:r>
-          </w:p>
-        </w:tc>
-      </w:tr>
-      <w:tr>
-        <w:trPr>
-          <w:trHeight w:val="525"/>
-        </w:trPr>
-        <w:tc>
-          <w:tcPr>
-            <w:tcW w:w="991" w:type="dxa"/>
-          </w:tcPr>
-          <w:p>
-            <w:pPr>
-              <w:rPr>
-                <w:sz w:val="24"/>
-                <w:szCs w:val="24"/>
-              </w:rPr>
-            </w:pPr>
-            <w:r>
-              <w:rPr>
-                <w:sz w:val="18"/>
-                <w:szCs w:val="18"/>
-              </w:rPr>
-              <w:t>TC4</w:t>
-            </w:r>
-          </w:p>
-        </w:tc>
-        <w:tc>
-          <w:tcPr>
-            <w:tcW w:w="3249" w:type="dxa"/>
-          </w:tcPr>
-          <w:p>
-            <w:r>
-              <w:t>Payee performs Merchant and Payment Validations.</w:t>
-            </w:r>
-          </w:p>
-        </w:tc>
-        <w:tc>
-          <w:tcPr>
-            <w:tcW w:w="3395" w:type="dxa"/>
-          </w:tcPr>
-          <w:p>
-            <w:r>
-              <w:t>Payee validates incoming payment and checks if merchant details match</w:t>
-            </w:r>
-          </w:p>
-        </w:tc>
-        <w:tc>
-          <w:tcPr>
-            <w:tcW w:w="2657" w:type="dxa"/>
-          </w:tcPr>
-          <w:p>
-            <w:r>
-              <w:t>Payment is processed only if the merchant details are valid and match the registry.</w:t>
-            </w:r>
-          </w:p>
-        </w:tc>
-        <w:tc>
-          <w:tcPr>
-            <w:tcW w:w="1328" w:type="dxa"/>
-          </w:tcPr>
-          <w:p/>
-        </w:tc>
-        <w:tc>
-          <w:tcPr>
-            <w:tcW w:w="1578" w:type="dxa"/>
-          </w:tcPr>
-          <w:p/>
-        </w:tc>
-        <w:tc>
-          <w:tcPr>
-            <w:tcW w:w="1978" w:type="dxa"/>
-          </w:tcPr>
-          <w:p>
-            <w:r>
-              <w:t xml:space="preserve">The payee should validate merchant details and </w:t>
-            </w:r>
-            <w:r>
-              <w:lastRenderedPageBreak/>
-              <w:t>perform payment validation.</w:t>
-            </w:r>
-          </w:p>
-        </w:tc>
-      </w:tr>
-      <w:tr>
-        <w:trPr>
-          <w:trHeight w:val="543"/>
-        </w:trPr>
-        <w:tc>
-          <w:tcPr>
-            <w:tcW w:w="991" w:type="dxa"/>
-          </w:tcPr>
-          <w:p>
-            <w:pPr>
-              <w:rPr>
-                <w:sz w:val="24"/>
-                <w:szCs w:val="24"/>
-              </w:rPr>
-            </w:pPr>
-            <w:r>
-              <w:rPr>
-                <w:sz w:val="18"/>
-                <w:szCs w:val="18"/>
-              </w:rPr>
-              <w:lastRenderedPageBreak/>
-              <w:t>TC5</w:t>
-            </w:r>
-          </w:p>
-        </w:tc>
-        <w:tc>
-          <w:tcPr>
-            <w:tcW w:w="3249" w:type="dxa"/>
-          </w:tcPr>
-          <w:p>
-            <w:r>
-              <w:t>Payee responds with success if validations are successful.</w:t>
-            </w:r>
-          </w:p>
-        </w:tc>
-        <w:tc>
-          <w:tcPr>
-            <w:tcW w:w="3395" w:type="dxa"/>
-          </w:tcPr>
-          <w:p>
-            <w:r>
-              <w:t>Bank sends a successful payment message after validation.</w:t>
-            </w:r>
-          </w:p>
-        </w:tc>
-        <w:tc>
-          <w:tcPr>
-            <w:tcW w:w="2657" w:type="dxa"/>
-          </w:tcPr>
-          <w:p>
-            <w:r>
-              <w:t>Payee responds with a success message confirming payment is processed.</w:t>
-            </w:r>
-          </w:p>
-        </w:tc>
-        <w:tc>
-          <w:tcPr>
-            <w:tcW w:w="1328" w:type="dxa"/>
-          </w:tcPr>
-          <w:p/>
-        </w:tc>
-        <w:tc>
-          <w:tcPr>
-            <w:tcW w:w="1578" w:type="dxa"/>
-          </w:tcPr>
-          <w:p/>
-        </w:tc>
-        <w:tc>
-          <w:tcPr>
-            <w:tcW w:w="1978" w:type="dxa"/>
-          </w:tcPr>
-          <w:p>
-            <w:r>
-              <w:t>The payee should respond with success when payment validations are successful.</w:t>
-            </w:r>
-          </w:p>
-        </w:tc>
-      </w:tr>
-      <w:tr>
-        <w:trPr>
-          <w:trHeight w:val="543"/>
-        </w:trPr>
-        <w:tc>
-          <w:tcPr>
-            <w:tcW w:w="991" w:type="dxa"/>
-          </w:tcPr>
-          <w:p>
-            <w:pPr>
-              <w:rPr>
-                <w:sz w:val="18"/>
-                <w:szCs w:val="18"/>
-              </w:rPr>
-            </w:pPr>
-            <w:r>
-              <w:rPr>
-                <w:sz w:val="18"/>
-                <w:szCs w:val="18"/>
-              </w:rPr>
-              <w:t>TC6</w:t>
-            </w:r>
-          </w:p>
-        </w:tc>
-        <w:tc>
-          <w:tcPr>
-            <w:tcW w:w="3249" w:type="dxa"/>
-          </w:tcPr>
-          <w:p>
-            <w:r>
-              <w:t>Payee notifies the Merchant about the successful payment.</w:t>
-            </w:r>
-          </w:p>
-        </w:tc>
-        <w:tc>
-          <w:tcPr>
-            <w:tcW w:w="3395" w:type="dxa"/>
-          </w:tcPr>
-          <w:p>
-            <w:r>
-              <w:t>Payee sends a notification to the merchant once payment is confirmed.</w:t>
-            </w:r>
-          </w:p>
-        </w:tc>
-        <w:tc>
-          <w:tcPr>
-            <w:tcW w:w="2657" w:type="dxa"/>
-          </w:tcPr>
-          <w:p>
-            <w:r>
-              <w:t>Merchant is notified of the successful payment.</w:t>
-            </w:r>
-          </w:p>
-        </w:tc>
-        <w:tc>
-          <w:tcPr>
-            <w:tcW w:w="1328" w:type="dxa"/>
-          </w:tcPr>
-          <w:p/>
-        </w:tc>
-        <w:tc>
-          <w:tcPr>
-            <w:tcW w:w="1578" w:type="dxa"/>
-          </w:tcPr>
-          <w:p/>
-        </w:tc>
-        <w:tc>
-          <w:tcPr>
-            <w:tcW w:w="1978" w:type="dxa"/>
-          </w:tcPr>
-          <w:p>
-            <w:r>
-              <w:tab/>
-              <w:t>The payee should correctly notify the merchant about the successful payment.</w:t>
-            </w:r>
-          </w:p>
-        </w:tc>
-      </w:tr>
-      <w:tr>
-        <w:trPr>
-          <w:trHeight w:val="749"/>
-        </w:trPr>
-        <w:tc>
-          <w:tcPr>
-            <w:tcW w:w="15176" w:type="dxa"/>
-            <w:gridSpan w:val="7"/>
-          </w:tcPr>
-          <w:p>
-            <w:pPr>
-              <w:jc w:val="both"/>
-              <w:rPr>
-                <w:sz w:val="20"/>
-                <w:szCs w:val="20"/>
-              </w:rPr>
-            </w:pPr>
-            <w:r>
-              <w:rPr>
-                <w:rFonts w:eastAsia="Times New Roman" w:cs="Calibri"/>
-                <w:b/>
-                <w:bCs/>
-                <w:sz w:val="20"/>
-                <w:szCs w:val="20"/>
-                <w:u w:val="single"/>
-              </w:rPr>
-              <w:t xml:space="preserve">Note: </w:t>
-            </w:r>
-            <w:r>
-              <w:rPr>
-                <w:rFonts w:eastAsia="Times New Roman" w:cs="Calibri"/>
-                <w:b/>
-                <w:bCs/>
-                <w:sz w:val="20"/>
-                <w:szCs w:val="20"/>
-              </w:rPr>
-              <w:t>Sufficient balance, PIN, and other required steps required to perform transactions but not specifically included in the UAT test case format are assumed to be performed by UAT participating Banks during the UAT.</w:t>
-            </w:r>
-          </w:p>
-        </w:tc>
-      </w:tr>
-    </w:tbl>
     <w:p>
       <w:pPr>
         <w:jc w:val="both"/>
@@ -4232,17 +4225,6 @@
           <w:szCs w:val="28"/>
         </w:rPr>
       </w:pPr>
-    </w:p>
-    <w:p>
-      <w:pPr>
-        <w:jc w:val="both"/>
-        <w:rPr>
-          <w:sz w:val="28"/>
-          <w:szCs w:val="28"/>
-        </w:rPr>
-      </w:pPr>
-      <w:bookmarkStart w:id="0" w:name="_GoBack"/>
-      <w:bookmarkEnd w:id="0"/>
     </w:p>
     <w:p>
       <w:pPr>
@@ -4736,13 +4718,13 @@
         <w:tblLook w:val="04A0" w:firstRow="1" w:lastRow="0" w:firstColumn="1" w:lastColumn="0" w:noHBand="0" w:noVBand="1"/>
       </w:tblPr>
       <w:tblGrid>
-        <w:gridCol w:w="539"/>
-        <w:gridCol w:w="1139"/>
-        <w:gridCol w:w="1402"/>
-        <w:gridCol w:w="1716"/>
-        <w:gridCol w:w="651"/>
-        <w:gridCol w:w="587"/>
-        <w:gridCol w:w="26595"/>
+        <w:gridCol w:w="991"/>
+        <w:gridCol w:w="3249"/>
+        <w:gridCol w:w="3395"/>
+        <w:gridCol w:w="2657"/>
+        <w:gridCol w:w="1462"/>
+        <w:gridCol w:w="1444"/>
+        <w:gridCol w:w="1978"/>
       </w:tblGrid>
       <w:tr>
         <w:trPr>
@@ -4768,6 +4750,7 @@
                 <w:sz w:val="20"/>
                 <w:szCs w:val="20"/>
               </w:rPr>
+              <w:lastRenderedPageBreak/>
               <w:t>Test Case ID</w:t>
             </w:r>
           </w:p>
@@ -5068,13 +5051,21 @@
           <w:tcPr>
             <w:tcW w:w="1462" w:type="dxa"/>
           </w:tcPr>
-          <w:p/>
+          <w:p>
+            <w:r>
+              <w:t>NA</w:t>
+            </w:r>
+          </w:p>
         </w:tc>
         <w:tc>
           <w:tcPr>
             <w:tcW w:w="1444" w:type="dxa"/>
           </w:tcPr>
-          <w:p/>
+          <w:p>
+            <w:r>
+              <w:t>NA</w:t>
+            </w:r>
+          </w:p>
         </w:tc>
         <w:tc>
           <w:tcPr>
@@ -5107,7 +5098,6 @@
                 <w:sz w:val="18"/>
                 <w:szCs w:val="18"/>
               </w:rPr>
-              <w:lastRenderedPageBreak/>
               <w:t>TC03</w:t>
             </w:r>
           </w:p>
@@ -5223,13 +5213,21 @@
           <w:tcPr>
             <w:tcW w:w="1462" w:type="dxa"/>
           </w:tcPr>
-          <w:p/>
+          <w:p>
+            <w:r>
+              <w:t>NA</w:t>
+            </w:r>
+          </w:p>
         </w:tc>
         <w:tc>
           <w:tcPr>
             <w:tcW w:w="1444" w:type="dxa"/>
           </w:tcPr>
-          <w:p/>
+          <w:p>
+            <w:r>
+              <w:t>NA</w:t>
+            </w:r>
+          </w:p>
         </w:tc>
         <w:tc>
           <w:tcPr>
@@ -5272,11 +5270,7 @@
           </w:tcPr>
           <w:p>
             <w:r>
-              <w:t xml:space="preserve">Payee receives an incomplete pacs.002 message (missing </w:t>
-            </w:r>
-            <w:r>
-              <w:lastRenderedPageBreak/>
-              <w:t>fields or tags).</w:t>
+              <w:t>Payee receives an incomplete pacs.002 message (missing fields or tags).</w:t>
             </w:r>
           </w:p>
         </w:tc>
@@ -5286,7 +5280,6 @@
           </w:tcPr>
           <w:p>
             <w:r>
-              <w:lastRenderedPageBreak/>
               <w:t>Bank sends pacs.002 with missing fields or tags.</w:t>
             </w:r>
           </w:p>
@@ -5297,11 +5290,7 @@
           </w:tcPr>
           <w:p>
             <w:r>
-              <w:t xml:space="preserve">Payment is rejected, and the payee sees an error message indicating missing or </w:t>
-            </w:r>
-            <w:r>
-              <w:lastRenderedPageBreak/>
-              <w:t>incomplete pacs.002 fields.</w:t>
+              <w:t>Payment is rejected, and the payee sees an error message indicating missing or incomplete pacs.002 fields.</w:t>
             </w:r>
           </w:p>
         </w:tc>
@@ -5334,7 +5323,7 @@
               <w:tblLook w:val="04A0" w:firstRow="1" w:lastRow="0" w:firstColumn="1" w:lastColumn="0" w:noHBand="0" w:noVBand="1"/>
             </w:tblPr>
             <w:tblGrid>
-              <w:gridCol w:w="8546"/>
+              <w:gridCol w:w="1762"/>
             </w:tblGrid>
             <w:tr>
               <w:trPr>
@@ -5475,7 +5464,7 @@
 </file>
 
 <file path=word/endnotes.xml><?xml version="1.0" encoding="utf-8"?>
-<w:endnotes xmlns:wpc="http://schemas.microsoft.com/office/word/2010/wordprocessingCanvas" xmlns:cx="http://schemas.microsoft.com/office/drawing/2014/chartex" xmlns:mc="http://schemas.openxmlformats.org/markup-compatibility/2006" xmlns:o="urn:schemas-microsoft-com:office:office" xmlns:r="http://schemas.openxmlformats.org/officeDocument/2006/relationships" xmlns:m="http://schemas.openxmlformats.org/officeDocument/2006/math" xmlns:v="urn:schemas-microsoft-com:vml" xmlns:wp14="http://schemas.microsoft.com/office/word/2010/wordprocessingDrawing" xmlns:wp="http://schemas.openxmlformats.org/drawingml/2006/wordprocessingDrawing" xmlns:w10="urn:schemas-microsoft-com:office:word" xmlns:w="http://schemas.openxmlformats.org/wordprocessingml/2006/main" xmlns:w14="http://schemas.microsoft.com/office/word/2010/wordml" xmlns:w15="http://schemas.microsoft.com/office/word/2012/wordml" xmlns:w16se="http://schemas.microsoft.com/office/word/2015/wordml/symex" xmlns:wpg="http://schemas.microsoft.com/office/word/2010/wordprocessingGroup" xmlns:wpi="http://schemas.microsoft.com/office/word/2010/wordprocessingInk" xmlns:wne="http://schemas.microsoft.com/office/word/2006/wordml" xmlns:wps="http://schemas.microsoft.com/office/word/2010/wordprocessingShape" mc:Ignorable="w14 w15 w16se wp14">
+<w:endnotes xmlns:wpc="http://schemas.microsoft.com/office/word/2010/wordprocessingCanvas" xmlns:cx="http://schemas.microsoft.com/office/drawing/2014/chartex" xmlns:cx1="http://schemas.microsoft.com/office/drawing/2015/9/8/chartex" xmlns:mc="http://schemas.openxmlformats.org/markup-compatibility/2006" xmlns:o="urn:schemas-microsoft-com:office:office" xmlns:r="http://schemas.openxmlformats.org/officeDocument/2006/relationships" xmlns:m="http://schemas.openxmlformats.org/officeDocument/2006/math" xmlns:v="urn:schemas-microsoft-com:vml" xmlns:wp14="http://schemas.microsoft.com/office/word/2010/wordprocessingDrawing" xmlns:wp="http://schemas.openxmlformats.org/drawingml/2006/wordprocessingDrawing" xmlns:w10="urn:schemas-microsoft-com:office:word" xmlns:w="http://schemas.openxmlformats.org/wordprocessingml/2006/main" xmlns:w14="http://schemas.microsoft.com/office/word/2010/wordml" xmlns:w15="http://schemas.microsoft.com/office/word/2012/wordml" xmlns:w16se="http://schemas.microsoft.com/office/word/2015/wordml/symex" xmlns:wpg="http://schemas.microsoft.com/office/word/2010/wordprocessingGroup" xmlns:wpi="http://schemas.microsoft.com/office/word/2010/wordprocessingInk" xmlns:wne="http://schemas.microsoft.com/office/word/2006/wordml" xmlns:wps="http://schemas.microsoft.com/office/word/2010/wordprocessingShape" mc:Ignorable="w14 w15 w16se wp14">
   <w:endnote w:type="separator" w:id="-1">
     <w:p>
       <w:pPr>
@@ -5500,7 +5489,7 @@
 </file>
 
 <file path=word/footer1.xml><?xml version="1.0" encoding="utf-8"?>
-<w:ftr xmlns:wpc="http://schemas.microsoft.com/office/word/2010/wordprocessingCanvas" xmlns:cx="http://schemas.microsoft.com/office/drawing/2014/chartex" xmlns:mc="http://schemas.openxmlformats.org/markup-compatibility/2006" xmlns:o="urn:schemas-microsoft-com:office:office" xmlns:r="http://schemas.openxmlformats.org/officeDocument/2006/relationships" xmlns:m="http://schemas.openxmlformats.org/officeDocument/2006/math" xmlns:v="urn:schemas-microsoft-com:vml" xmlns:wp14="http://schemas.microsoft.com/office/word/2010/wordprocessingDrawing" xmlns:wp="http://schemas.openxmlformats.org/drawingml/2006/wordprocessingDrawing" xmlns:w10="urn:schemas-microsoft-com:office:word" xmlns:w="http://schemas.openxmlformats.org/wordprocessingml/2006/main" xmlns:w14="http://schemas.microsoft.com/office/word/2010/wordml" xmlns:w15="http://schemas.microsoft.com/office/word/2012/wordml" xmlns:w16se="http://schemas.microsoft.com/office/word/2015/wordml/symex" xmlns:wpg="http://schemas.microsoft.com/office/word/2010/wordprocessingGroup" xmlns:wpi="http://schemas.microsoft.com/office/word/2010/wordprocessingInk" xmlns:wne="http://schemas.microsoft.com/office/word/2006/wordml" xmlns:wps="http://schemas.microsoft.com/office/word/2010/wordprocessingShape" mc:Ignorable="w14 w15 w16se wp14">
+<w:ftr xmlns:wpc="http://schemas.microsoft.com/office/word/2010/wordprocessingCanvas" xmlns:cx="http://schemas.microsoft.com/office/drawing/2014/chartex" xmlns:cx1="http://schemas.microsoft.com/office/drawing/2015/9/8/chartex" xmlns:mc="http://schemas.openxmlformats.org/markup-compatibility/2006" xmlns:o="urn:schemas-microsoft-com:office:office" xmlns:r="http://schemas.openxmlformats.org/officeDocument/2006/relationships" xmlns:m="http://schemas.openxmlformats.org/officeDocument/2006/math" xmlns:v="urn:schemas-microsoft-com:vml" xmlns:wp14="http://schemas.microsoft.com/office/word/2010/wordprocessingDrawing" xmlns:wp="http://schemas.openxmlformats.org/drawingml/2006/wordprocessingDrawing" xmlns:w10="urn:schemas-microsoft-com:office:word" xmlns:w="http://schemas.openxmlformats.org/wordprocessingml/2006/main" xmlns:w14="http://schemas.microsoft.com/office/word/2010/wordml" xmlns:w15="http://schemas.microsoft.com/office/word/2012/wordml" xmlns:w16se="http://schemas.microsoft.com/office/word/2015/wordml/symex" xmlns:wpg="http://schemas.microsoft.com/office/word/2010/wordprocessingGroup" xmlns:wpi="http://schemas.microsoft.com/office/word/2010/wordprocessingInk" xmlns:wne="http://schemas.microsoft.com/office/word/2006/wordml" xmlns:wps="http://schemas.microsoft.com/office/word/2010/wordprocessingShape" mc:Ignorable="w14 w15 w16se wp14">
   <w:p>
     <w:pPr>
       <w:pStyle w:val="Footer"/>
@@ -5598,7 +5587,7 @@
 </file>
 
 <file path=word/footnotes.xml><?xml version="1.0" encoding="utf-8"?>
-<w:footnotes xmlns:wpc="http://schemas.microsoft.com/office/word/2010/wordprocessingCanvas" xmlns:cx="http://schemas.microsoft.com/office/drawing/2014/chartex" xmlns:mc="http://schemas.openxmlformats.org/markup-compatibility/2006" xmlns:o="urn:schemas-microsoft-com:office:office" xmlns:r="http://schemas.openxmlformats.org/officeDocument/2006/relationships" xmlns:m="http://schemas.openxmlformats.org/officeDocument/2006/math" xmlns:v="urn:schemas-microsoft-com:vml" xmlns:wp14="http://schemas.microsoft.com/office/word/2010/wordprocessingDrawing" xmlns:wp="http://schemas.openxmlformats.org/drawingml/2006/wordprocessingDrawing" xmlns:w10="urn:schemas-microsoft-com:office:word" xmlns:w="http://schemas.openxmlformats.org/wordprocessingml/2006/main" xmlns:w14="http://schemas.microsoft.com/office/word/2010/wordml" xmlns:w15="http://schemas.microsoft.com/office/word/2012/wordml" xmlns:w16se="http://schemas.microsoft.com/office/word/2015/wordml/symex" xmlns:wpg="http://schemas.microsoft.com/office/word/2010/wordprocessingGroup" xmlns:wpi="http://schemas.microsoft.com/office/word/2010/wordprocessingInk" xmlns:wne="http://schemas.microsoft.com/office/word/2006/wordml" xmlns:wps="http://schemas.microsoft.com/office/word/2010/wordprocessingShape" mc:Ignorable="w14 w15 w16se wp14">
+<w:footnotes xmlns:wpc="http://schemas.microsoft.com/office/word/2010/wordprocessingCanvas" xmlns:cx="http://schemas.microsoft.com/office/drawing/2014/chartex" xmlns:cx1="http://schemas.microsoft.com/office/drawing/2015/9/8/chartex" xmlns:mc="http://schemas.openxmlformats.org/markup-compatibility/2006" xmlns:o="urn:schemas-microsoft-com:office:office" xmlns:r="http://schemas.openxmlformats.org/officeDocument/2006/relationships" xmlns:m="http://schemas.openxmlformats.org/officeDocument/2006/math" xmlns:v="urn:schemas-microsoft-com:vml" xmlns:wp14="http://schemas.microsoft.com/office/word/2010/wordprocessingDrawing" xmlns:wp="http://schemas.openxmlformats.org/drawingml/2006/wordprocessingDrawing" xmlns:w10="urn:schemas-microsoft-com:office:word" xmlns:w="http://schemas.openxmlformats.org/wordprocessingml/2006/main" xmlns:w14="http://schemas.microsoft.com/office/word/2010/wordml" xmlns:w15="http://schemas.microsoft.com/office/word/2012/wordml" xmlns:w16se="http://schemas.microsoft.com/office/word/2015/wordml/symex" xmlns:wpg="http://schemas.microsoft.com/office/word/2010/wordprocessingGroup" xmlns:wpi="http://schemas.microsoft.com/office/word/2010/wordprocessingInk" xmlns:wne="http://schemas.microsoft.com/office/word/2006/wordml" xmlns:wps="http://schemas.microsoft.com/office/word/2010/wordprocessingShape" mc:Ignorable="w14 w15 w16se wp14">
   <w:footnote w:type="separator" w:id="-1">
     <w:p>
       <w:pPr>
@@ -5623,7 +5612,7 @@
 </file>
 
 <file path=word/numbering.xml><?xml version="1.0" encoding="utf-8"?>
-<w:numbering xmlns:wpc="http://schemas.microsoft.com/office/word/2010/wordprocessingCanvas" xmlns:cx="http://schemas.microsoft.com/office/drawing/2014/chartex" xmlns:mc="http://schemas.openxmlformats.org/markup-compatibility/2006" xmlns:o="urn:schemas-microsoft-com:office:office" xmlns:r="http://schemas.openxmlformats.org/officeDocument/2006/relationships" xmlns:m="http://schemas.openxmlformats.org/officeDocument/2006/math" xmlns:v="urn:schemas-microsoft-com:vml" xmlns:wp14="http://schemas.microsoft.com/office/word/2010/wordprocessingDrawing" xmlns:wp="http://schemas.openxmlformats.org/drawingml/2006/wordprocessingDrawing" xmlns:w10="urn:schemas-microsoft-com:office:word" xmlns:w="http://schemas.openxmlformats.org/wordprocessingml/2006/main" xmlns:w14="http://schemas.microsoft.com/office/word/2010/wordml" xmlns:w15="http://schemas.microsoft.com/office/word/2012/wordml" xmlns:w16se="http://schemas.microsoft.com/office/word/2015/wordml/symex" xmlns:wpg="http://schemas.microsoft.com/office/word/2010/wordprocessingGroup" xmlns:wpi="http://schemas.microsoft.com/office/word/2010/wordprocessingInk" xmlns:wne="http://schemas.microsoft.com/office/word/2006/wordml" xmlns:wps="http://schemas.microsoft.com/office/word/2010/wordprocessingShape" mc:Ignorable="w14 w15 w16se wp14">
+<w:numbering xmlns:wpc="http://schemas.microsoft.com/office/word/2010/wordprocessingCanvas" xmlns:cx="http://schemas.microsoft.com/office/drawing/2014/chartex" xmlns:cx1="http://schemas.microsoft.com/office/drawing/2015/9/8/chartex" xmlns:mc="http://schemas.openxmlformats.org/markup-compatibility/2006" xmlns:o="urn:schemas-microsoft-com:office:office" xmlns:r="http://schemas.openxmlformats.org/officeDocument/2006/relationships" xmlns:m="http://schemas.openxmlformats.org/officeDocument/2006/math" xmlns:v="urn:schemas-microsoft-com:vml" xmlns:wp14="http://schemas.microsoft.com/office/word/2010/wordprocessingDrawing" xmlns:wp="http://schemas.openxmlformats.org/drawingml/2006/wordprocessingDrawing" xmlns:w10="urn:schemas-microsoft-com:office:word" xmlns:w="http://schemas.openxmlformats.org/wordprocessingml/2006/main" xmlns:w14="http://schemas.microsoft.com/office/word/2010/wordml" xmlns:w15="http://schemas.microsoft.com/office/word/2012/wordml" xmlns:w16se="http://schemas.microsoft.com/office/word/2015/wordml/symex" xmlns:wpg="http://schemas.microsoft.com/office/word/2010/wordprocessingGroup" xmlns:wpi="http://schemas.microsoft.com/office/word/2010/wordprocessingInk" xmlns:wne="http://schemas.microsoft.com/office/word/2006/wordml" xmlns:wps="http://schemas.microsoft.com/office/word/2010/wordprocessingShape" mc:Ignorable="w14 w15 w16se wp14">
   <w:abstractNum w:abstractNumId="0" w15:restartNumberingAfterBreak="0">
     <w:nsid w:val="01E85408"/>
     <w:multiLevelType w:val="hybridMultilevel"/>
@@ -9914,6 +9903,17 @@
       <w:bCs/>
     </w:rPr>
   </w:style>
+  <w:style w:type="character" w:styleId="Hyperlink">
+    <w:name w:val="Hyperlink"/>
+    <w:basedOn w:val="DefaultParagraphFont"/>
+    <w:uiPriority w:val="99"/>
+    <w:unhideWhenUsed/>
+    <w:rsid w:val="00694DD8"/>
+    <w:rPr>
+      <w:color w:val="0000FF" w:themeColor="hyperlink"/>
+      <w:u w:val="single"/>
+    </w:rPr>
+  </w:style>
 </w:styles>
 </file>
 
